--- a/6. Reports/CloudGuardian_Final_Overall Report.docx
+++ b/6. Reports/CloudGuardian_Final_Overall Report.docx
@@ -4,37 +4,83 @@
   <w:body>
     <w:p>
       <w:pPr>
-        <w:spacing w:before="1200"/>
-        <w:jc w:val="center"/>
-      </w:pPr>
-      <w:r>
         <w:rPr>
           <w:b/>
           <w:bCs/>
           <w:color w:val="C00000"/>
         </w:rPr>
-        <w:t>CONFIDENTIAL – CLIENT DELIVERABLE</w:t>
+      </w:pPr>
+    </w:p>
+    <w:tbl>
+      <w:tblPr>
+        <w:tblW w:w="4300" w:type="dxa"/>
+        <w:jc w:val="center"/>
+        <w:tblBorders>
+          <w:top w:val="single" w:sz="4" w:space="0" w:color="C00000"/>
+          <w:left w:val="single" w:sz="4" w:space="0" w:color="C00000"/>
+          <w:bottom w:val="single" w:sz="4" w:space="0" w:color="C00000"/>
+          <w:right w:val="single" w:sz="4" w:space="0" w:color="C00000"/>
+        </w:tblBorders>
+        <w:tblLook w:val="0000" w:firstRow="0" w:lastRow="0" w:firstColumn="0" w:lastColumn="0" w:noHBand="0" w:noVBand="0"/>
+      </w:tblPr>
+      <w:tblGrid>
+        <w:gridCol w:w="4300"/>
+      </w:tblGrid>
+      <w:tr>
+        <w:trPr>
+          <w:jc w:val="center"/>
+        </w:trPr>
+        <w:tc>
+          <w:tcPr>
+            <w:tcW w:w="4300" w:type="dxa"/>
+            <w:shd w:val="clear" w:color="auto" w:fill="FDECEC"/>
+            <w:tcMar>
+              <w:top w:w="70" w:type="dxa"/>
+              <w:left w:w="120" w:type="dxa"/>
+              <w:bottom w:w="70" w:type="dxa"/>
+              <w:right w:w="120" w:type="dxa"/>
+            </w:tcMar>
+            <w:vAlign w:val="center"/>
+          </w:tcPr>
+          <w:p>
+            <w:pPr>
+              <w:jc w:val="center"/>
+            </w:pPr>
+            <w:r>
+              <w:rPr>
+                <w:b/>
+                <w:bCs/>
+                <w:color w:val="C00000"/>
+                <w:spacing w:val="16"/>
+                <w:sz w:val="19"/>
+                <w:szCs w:val="19"/>
+              </w:rPr>
+              <w:t>CONFIDENTIAL – CLIENT DELIVERABLE</w:t>
+            </w:r>
+          </w:p>
+        </w:tc>
+      </w:tr>
+    </w:tbl>
+    <w:p>
+      <w:pPr>
+        <w:spacing w:before="500" w:after="60"/>
+        <w:jc w:val="center"/>
+      </w:pPr>
+      <w:r>
+        <w:rPr>
+          <w:b/>
+          <w:bCs/>
+          <w:color w:val="1F3864"/>
+          <w:spacing w:val="20"/>
+          <w:sz w:val="64"/>
+          <w:szCs w:val="64"/>
+        </w:rPr>
+        <w:t>CLOUDGUARDIAN</w:t>
       </w:r>
     </w:p>
     <w:p>
       <w:pPr>
-        <w:spacing w:before="600" w:after="100"/>
-        <w:jc w:val="center"/>
-      </w:pPr>
-      <w:r>
-        <w:rPr>
-          <w:b/>
-          <w:bCs/>
-          <w:color w:val="1F3864"/>
-          <w:sz w:val="52"/>
-          <w:szCs w:val="52"/>
-        </w:rPr>
-        <w:t>CLOUDGUARDIAN</w:t>
-      </w:r>
-    </w:p>
-    <w:p>
-      <w:pPr>
-        <w:spacing w:after="300"/>
+        <w:spacing w:after="200"/>
         <w:jc w:val="center"/>
       </w:pPr>
       <w:r>
@@ -48,9 +94,42 @@
         <w:t>AI-Driven Multi-Cloud Misconfiguration Detection, Prioritization &amp; Auto-Remediation</w:t>
       </w:r>
     </w:p>
+    <w:tbl>
+      <w:tblPr>
+        <w:tblW w:w="1300" w:type="dxa"/>
+        <w:jc w:val="center"/>
+        <w:tblBorders>
+          <w:bottom w:val="single" w:sz="16" w:space="0" w:color="2E74B5"/>
+        </w:tblBorders>
+        <w:tblLook w:val="0000" w:firstRow="0" w:lastRow="0" w:firstColumn="0" w:lastColumn="0" w:noHBand="0" w:noVBand="0"/>
+      </w:tblPr>
+      <w:tblGrid>
+        <w:gridCol w:w="1300"/>
+      </w:tblGrid>
+      <w:tr>
+        <w:trPr>
+          <w:trHeight w:hRule="exact" w:val="60"/>
+          <w:jc w:val="center"/>
+        </w:trPr>
+        <w:tc>
+          <w:tcPr>
+            <w:tcW w:w="1300" w:type="dxa"/>
+            <w:tcMar>
+              <w:top w:w="0" w:type="dxa"/>
+              <w:bottom w:w="0" w:type="dxa"/>
+            </w:tcMar>
+          </w:tcPr>
+          <w:p>
+            <w:pPr>
+              <w:spacing w:line="20" w:lineRule="exact"/>
+            </w:pPr>
+          </w:p>
+        </w:tc>
+      </w:tr>
+    </w:tbl>
     <w:p>
       <w:pPr>
-        <w:spacing w:after="900"/>
+        <w:spacing w:before="220" w:after="500"/>
         <w:jc w:val="center"/>
       </w:pPr>
       <w:r>
@@ -63,97 +142,541 @@
         </w:rPr>
         <w:t>A Cloud Security Posture Management (CSPM) Implementation on Amazon Web Services and Microsoft Azure</w:t>
       </w:r>
+    </w:p>
+    <w:tbl>
+      <w:tblPr>
+        <w:tblW w:w="9720" w:type="dxa"/>
+        <w:jc w:val="center"/>
+        <w:tblBorders>
+          <w:top w:val="single" w:sz="4" w:space="0" w:color="C9D6E8"/>
+          <w:left w:val="single" w:sz="4" w:space="0" w:color="C9D6E8"/>
+          <w:bottom w:val="single" w:sz="4" w:space="0" w:color="C9D6E8"/>
+          <w:right w:val="single" w:sz="4" w:space="0" w:color="C9D6E8"/>
+          <w:insideH w:val="single" w:sz="4" w:space="0" w:color="C9D6E8"/>
+          <w:insideV w:val="single" w:sz="4" w:space="0" w:color="C9D6E8"/>
+        </w:tblBorders>
+        <w:tblCellMar>
+          <w:left w:w="10" w:type="dxa"/>
+          <w:right w:w="10" w:type="dxa"/>
+        </w:tblCellMar>
+        <w:tblLook w:val="04A0" w:firstRow="1" w:lastRow="0" w:firstColumn="1" w:lastColumn="0" w:noHBand="0" w:noVBand="1"/>
+      </w:tblPr>
+      <w:tblGrid>
+        <w:gridCol w:w="2500"/>
+        <w:gridCol w:w="7220"/>
+      </w:tblGrid>
+      <w:tr>
+        <w:trPr>
+          <w:tblHeader/>
+          <w:jc w:val="center"/>
+        </w:trPr>
+        <w:tc>
+          <w:tcPr>
+            <w:tcW w:w="9720" w:type="dxa"/>
+            <w:gridSpan w:val="2"/>
+            <w:shd w:val="clear" w:color="auto" w:fill="1F3864"/>
+            <w:tcMar>
+              <w:top w:w="90" w:type="dxa"/>
+              <w:left w:w="160" w:type="dxa"/>
+              <w:bottom w:w="90" w:type="dxa"/>
+              <w:right w:w="160" w:type="dxa"/>
+            </w:tcMar>
+            <w:vAlign w:val="center"/>
+          </w:tcPr>
+          <w:p>
+            <w:pPr>
+              <w:jc w:val="center"/>
+            </w:pPr>
+            <w:r>
+              <w:rPr>
+                <w:b/>
+                <w:bCs/>
+                <w:color w:val="FFFFFF"/>
+                <w:spacing w:val="14"/>
+                <w:sz w:val="19"/>
+                <w:szCs w:val="19"/>
+              </w:rPr>
+              <w:t>ENGAGEMENT DETAILS</w:t>
+            </w:r>
+          </w:p>
+        </w:tc>
+      </w:tr>
+      <w:tr>
+        <w:trPr>
+          <w:jc w:val="center"/>
+        </w:trPr>
+        <w:tc>
+          <w:tcPr>
+            <w:tcW w:w="2500" w:type="dxa"/>
+            <w:shd w:val="clear" w:color="auto" w:fill="F2F6FB"/>
+            <w:tcMar>
+              <w:top w:w="90" w:type="dxa"/>
+              <w:left w:w="160" w:type="dxa"/>
+              <w:bottom w:w="90" w:type="dxa"/>
+              <w:right w:w="120" w:type="dxa"/>
+            </w:tcMar>
+            <w:vAlign w:val="center"/>
+          </w:tcPr>
+          <w:p>
+            <w:r>
+              <w:rPr>
+                <w:b/>
+                <w:bCs/>
+                <w:color w:val="1F3864"/>
+                <w:sz w:val="19"/>
+                <w:szCs w:val="19"/>
+              </w:rPr>
+              <w:t>Prepared For</w:t>
+            </w:r>
+          </w:p>
+        </w:tc>
+        <w:tc>
+          <w:tcPr>
+            <w:tcW w:w="7220" w:type="dxa"/>
+            <w:shd w:val="clear" w:color="auto" w:fill="FFFFFF"/>
+            <w:tcMar>
+              <w:top w:w="90" w:type="dxa"/>
+              <w:left w:w="160" w:type="dxa"/>
+              <w:bottom w:w="90" w:type="dxa"/>
+              <w:right w:w="160" w:type="dxa"/>
+            </w:tcMar>
+            <w:vAlign w:val="center"/>
+          </w:tcPr>
+          <w:p>
+            <w:r>
+              <w:rPr>
+                <w:color w:val="000000"/>
+                <w:sz w:val="19"/>
+                <w:szCs w:val="19"/>
+              </w:rPr>
+              <w:t>Illustrative Health-Technology Enterprise Client (Capstone Case Scenario)</w:t>
+            </w:r>
+          </w:p>
+        </w:tc>
+      </w:tr>
+      <w:tr>
+        <w:trPr>
+          <w:jc w:val="center"/>
+        </w:trPr>
+        <w:tc>
+          <w:tcPr>
+            <w:tcW w:w="2500" w:type="dxa"/>
+            <w:shd w:val="clear" w:color="auto" w:fill="F2F6FB"/>
+            <w:tcMar>
+              <w:top w:w="90" w:type="dxa"/>
+              <w:left w:w="160" w:type="dxa"/>
+              <w:bottom w:w="90" w:type="dxa"/>
+              <w:right w:w="120" w:type="dxa"/>
+            </w:tcMar>
+            <w:vAlign w:val="center"/>
+          </w:tcPr>
+          <w:p>
+            <w:r>
+              <w:rPr>
+                <w:b/>
+                <w:bCs/>
+                <w:color w:val="1F3864"/>
+                <w:sz w:val="19"/>
+                <w:szCs w:val="19"/>
+              </w:rPr>
+              <w:t>Project Team</w:t>
+            </w:r>
+          </w:p>
+        </w:tc>
+        <w:tc>
+          <w:tcPr>
+            <w:tcW w:w="7220" w:type="dxa"/>
+            <w:shd w:val="clear" w:color="auto" w:fill="FFFFFF"/>
+            <w:tcMar>
+              <w:top w:w="90" w:type="dxa"/>
+              <w:left w:w="160" w:type="dxa"/>
+              <w:bottom w:w="90" w:type="dxa"/>
+              <w:right w:w="160" w:type="dxa"/>
+            </w:tcMar>
+            <w:vAlign w:val="center"/>
+          </w:tcPr>
+          <w:p>
+            <w:r>
+              <w:rPr>
+                <w:b/>
+                <w:bCs/>
+                <w:color w:val="000000"/>
+                <w:sz w:val="19"/>
+                <w:szCs w:val="19"/>
+              </w:rPr>
+              <w:t xml:space="preserve">Kedar </w:t>
+            </w:r>
+            <w:proofErr w:type="gramStart"/>
+            <w:r>
+              <w:rPr>
+                <w:b/>
+                <w:bCs/>
+                <w:color w:val="000000"/>
+                <w:sz w:val="19"/>
+                <w:szCs w:val="19"/>
+              </w:rPr>
+              <w:t>Pavaskar  •</w:t>
+            </w:r>
+            <w:proofErr w:type="gramEnd"/>
+            <w:r>
+              <w:rPr>
+                <w:b/>
+                <w:bCs/>
+                <w:color w:val="000000"/>
+                <w:sz w:val="19"/>
+                <w:szCs w:val="19"/>
+              </w:rPr>
+              <w:t xml:space="preserve">  Megha Sharma  •  Vinay Kumar</w:t>
+            </w:r>
+          </w:p>
+        </w:tc>
+      </w:tr>
+      <w:tr>
+        <w:trPr>
+          <w:jc w:val="center"/>
+        </w:trPr>
+        <w:tc>
+          <w:tcPr>
+            <w:tcW w:w="2500" w:type="dxa"/>
+            <w:shd w:val="clear" w:color="auto" w:fill="F2F6FB"/>
+            <w:tcMar>
+              <w:top w:w="90" w:type="dxa"/>
+              <w:left w:w="160" w:type="dxa"/>
+              <w:bottom w:w="90" w:type="dxa"/>
+              <w:right w:w="120" w:type="dxa"/>
+            </w:tcMar>
+            <w:vAlign w:val="center"/>
+          </w:tcPr>
+          <w:p>
+            <w:r>
+              <w:rPr>
+                <w:b/>
+                <w:bCs/>
+                <w:color w:val="1F3864"/>
+                <w:sz w:val="19"/>
+                <w:szCs w:val="19"/>
+              </w:rPr>
+              <w:t>Program</w:t>
+            </w:r>
+          </w:p>
+        </w:tc>
+        <w:tc>
+          <w:tcPr>
+            <w:tcW w:w="7220" w:type="dxa"/>
+            <w:shd w:val="clear" w:color="auto" w:fill="FFFFFF"/>
+            <w:tcMar>
+              <w:top w:w="90" w:type="dxa"/>
+              <w:left w:w="160" w:type="dxa"/>
+              <w:bottom w:w="90" w:type="dxa"/>
+              <w:right w:w="160" w:type="dxa"/>
+            </w:tcMar>
+            <w:vAlign w:val="center"/>
+          </w:tcPr>
+          <w:p>
+            <w:r>
+              <w:rPr>
+                <w:color w:val="000000"/>
+                <w:sz w:val="19"/>
+                <w:szCs w:val="19"/>
+              </w:rPr>
+              <w:t>PG Certificate in AI/</w:t>
+            </w:r>
+            <w:proofErr w:type="spellStart"/>
+            <w:r>
+              <w:rPr>
+                <w:color w:val="000000"/>
+                <w:sz w:val="19"/>
+                <w:szCs w:val="19"/>
+              </w:rPr>
+              <w:t>GenAI</w:t>
+            </w:r>
+            <w:proofErr w:type="spellEnd"/>
+            <w:r>
+              <w:rPr>
+                <w:color w:val="000000"/>
+                <w:sz w:val="19"/>
+                <w:szCs w:val="19"/>
+              </w:rPr>
+              <w:t xml:space="preserve">-Powered Cybersecurity — IIT Roorkee × </w:t>
+            </w:r>
+            <w:proofErr w:type="spellStart"/>
+            <w:r>
+              <w:rPr>
+                <w:color w:val="000000"/>
+                <w:sz w:val="19"/>
+                <w:szCs w:val="19"/>
+              </w:rPr>
+              <w:t>Futurense</w:t>
+            </w:r>
+            <w:proofErr w:type="spellEnd"/>
+            <w:r>
+              <w:rPr>
+                <w:color w:val="000000"/>
+                <w:sz w:val="19"/>
+                <w:szCs w:val="19"/>
+              </w:rPr>
+              <w:t xml:space="preserve"> (Cohort 2025–26)</w:t>
+            </w:r>
+          </w:p>
+        </w:tc>
+      </w:tr>
+      <w:tr>
+        <w:trPr>
+          <w:jc w:val="center"/>
+        </w:trPr>
+        <w:tc>
+          <w:tcPr>
+            <w:tcW w:w="2500" w:type="dxa"/>
+            <w:shd w:val="clear" w:color="auto" w:fill="F2F6FB"/>
+            <w:tcMar>
+              <w:top w:w="90" w:type="dxa"/>
+              <w:left w:w="160" w:type="dxa"/>
+              <w:bottom w:w="90" w:type="dxa"/>
+              <w:right w:w="120" w:type="dxa"/>
+            </w:tcMar>
+            <w:vAlign w:val="center"/>
+          </w:tcPr>
+          <w:p>
+            <w:r>
+              <w:rPr>
+                <w:b/>
+                <w:bCs/>
+                <w:color w:val="1F3864"/>
+                <w:sz w:val="19"/>
+                <w:szCs w:val="19"/>
+              </w:rPr>
+              <w:t>Project Code</w:t>
+            </w:r>
+          </w:p>
+        </w:tc>
+        <w:tc>
+          <w:tcPr>
+            <w:tcW w:w="7220" w:type="dxa"/>
+            <w:shd w:val="clear" w:color="auto" w:fill="FFFFFF"/>
+            <w:tcMar>
+              <w:top w:w="90" w:type="dxa"/>
+              <w:left w:w="160" w:type="dxa"/>
+              <w:bottom w:w="90" w:type="dxa"/>
+              <w:right w:w="160" w:type="dxa"/>
+            </w:tcMar>
+            <w:vAlign w:val="center"/>
+          </w:tcPr>
+          <w:p>
+            <w:r>
+              <w:rPr>
+                <w:color w:val="000000"/>
+                <w:sz w:val="19"/>
+                <w:szCs w:val="19"/>
+              </w:rPr>
+              <w:t>CAP-CSE-3W</w:t>
+            </w:r>
+          </w:p>
+        </w:tc>
+      </w:tr>
+      <w:tr>
+        <w:trPr>
+          <w:jc w:val="center"/>
+        </w:trPr>
+        <w:tc>
+          <w:tcPr>
+            <w:tcW w:w="2500" w:type="dxa"/>
+            <w:shd w:val="clear" w:color="auto" w:fill="F2F6FB"/>
+            <w:tcMar>
+              <w:top w:w="90" w:type="dxa"/>
+              <w:left w:w="160" w:type="dxa"/>
+              <w:bottom w:w="90" w:type="dxa"/>
+              <w:right w:w="120" w:type="dxa"/>
+            </w:tcMar>
+            <w:vAlign w:val="center"/>
+          </w:tcPr>
+          <w:p>
+            <w:r>
+              <w:rPr>
+                <w:b/>
+                <w:bCs/>
+                <w:color w:val="1F3864"/>
+                <w:sz w:val="19"/>
+                <w:szCs w:val="19"/>
+              </w:rPr>
+              <w:t>Date Issued</w:t>
+            </w:r>
+          </w:p>
+        </w:tc>
+        <w:tc>
+          <w:tcPr>
+            <w:tcW w:w="7220" w:type="dxa"/>
+            <w:shd w:val="clear" w:color="auto" w:fill="FFFFFF"/>
+            <w:tcMar>
+              <w:top w:w="90" w:type="dxa"/>
+              <w:left w:w="160" w:type="dxa"/>
+              <w:bottom w:w="90" w:type="dxa"/>
+              <w:right w:w="160" w:type="dxa"/>
+            </w:tcMar>
+            <w:vAlign w:val="center"/>
+          </w:tcPr>
+          <w:p>
+            <w:r>
+              <w:rPr>
+                <w:color w:val="000000"/>
+                <w:sz w:val="19"/>
+                <w:szCs w:val="19"/>
+              </w:rPr>
+              <w:t>24th July 2026</w:t>
+            </w:r>
+          </w:p>
+        </w:tc>
+      </w:tr>
+      <w:tr>
+        <w:trPr>
+          <w:jc w:val="center"/>
+        </w:trPr>
+        <w:tc>
+          <w:tcPr>
+            <w:tcW w:w="2500" w:type="dxa"/>
+            <w:shd w:val="clear" w:color="auto" w:fill="F2F6FB"/>
+            <w:tcMar>
+              <w:top w:w="90" w:type="dxa"/>
+              <w:left w:w="160" w:type="dxa"/>
+              <w:bottom w:w="90" w:type="dxa"/>
+              <w:right w:w="120" w:type="dxa"/>
+            </w:tcMar>
+            <w:vAlign w:val="center"/>
+          </w:tcPr>
+          <w:p>
+            <w:r>
+              <w:rPr>
+                <w:b/>
+                <w:bCs/>
+                <w:color w:val="1F3864"/>
+                <w:sz w:val="19"/>
+                <w:szCs w:val="19"/>
+              </w:rPr>
+              <w:t>GitHub Repository</w:t>
+            </w:r>
+          </w:p>
+        </w:tc>
+        <w:tc>
+          <w:tcPr>
+            <w:tcW w:w="7220" w:type="dxa"/>
+            <w:shd w:val="clear" w:color="auto" w:fill="DCE6F5"/>
+            <w:tcMar>
+              <w:top w:w="90" w:type="dxa"/>
+              <w:left w:w="160" w:type="dxa"/>
+              <w:bottom w:w="90" w:type="dxa"/>
+              <w:right w:w="160" w:type="dxa"/>
+            </w:tcMar>
+            <w:vAlign w:val="center"/>
+          </w:tcPr>
+          <w:p>
+            <w:r>
+              <w:rPr>
+                <w:noProof/>
+              </w:rPr>
+              <w:drawing>
+                <wp:inline distT="0" distB="0" distL="0" distR="0" wp14:anchorId="33D20699" wp14:editId="1B53ECBB">
+                  <wp:extent cx="180340" cy="180340"/>
+                  <wp:effectExtent l="0" t="0" r="0" b="0"/>
+                  <wp:docPr id="9001" name="GitHub Icon"/>
+                  <wp:cNvGraphicFramePr>
+                    <a:graphicFrameLocks xmlns:a="http://schemas.openxmlformats.org/drawingml/2006/main" noChangeAspect="1"/>
+                  </wp:cNvGraphicFramePr>
+                  <a:graphic xmlns:a="http://schemas.openxmlformats.org/drawingml/2006/main">
+                    <a:graphicData uri="http://schemas.openxmlformats.org/drawingml/2006/picture">
+                      <pic:pic xmlns:pic="http://schemas.openxmlformats.org/drawingml/2006/picture">
+                        <pic:nvPicPr>
+                          <pic:cNvPr id="9001" name="github-icon.png"/>
+                          <pic:cNvPicPr/>
+                        </pic:nvPicPr>
+                        <pic:blipFill>
+                          <a:blip r:embed="rId7"/>
+                          <a:stretch>
+                            <a:fillRect/>
+                          </a:stretch>
+                        </pic:blipFill>
+                        <pic:spPr>
+                          <a:xfrm>
+                            <a:off x="0" y="0"/>
+                            <a:ext cx="180340" cy="180340"/>
+                          </a:xfrm>
+                          <a:prstGeom prst="rect">
+                            <a:avLst/>
+                          </a:prstGeom>
+                        </pic:spPr>
+                      </pic:pic>
+                    </a:graphicData>
+                  </a:graphic>
+                </wp:inline>
+              </w:drawing>
+            </w:r>
+            <w:hyperlink r:id="rId8" w:history="1">
+              <w:r>
+                <w:rPr>
+                  <w:rStyle w:val="Hyperlink"/>
+                  <w:b/>
+                  <w:bCs/>
+                  <w:sz w:val="28"/>
+                  <w:szCs w:val="28"/>
+                </w:rPr>
+                <w:t xml:space="preserve">  github.com/</w:t>
+              </w:r>
+              <w:proofErr w:type="spellStart"/>
+              <w:r>
+                <w:rPr>
+                  <w:rStyle w:val="Hyperlink"/>
+                  <w:b/>
+                  <w:bCs/>
+                  <w:sz w:val="28"/>
+                  <w:szCs w:val="28"/>
+                </w:rPr>
+                <w:t>vkhere</w:t>
+              </w:r>
+              <w:proofErr w:type="spellEnd"/>
+              <w:r>
+                <w:rPr>
+                  <w:rStyle w:val="Hyperlink"/>
+                  <w:b/>
+                  <w:bCs/>
+                  <w:sz w:val="28"/>
+                  <w:szCs w:val="28"/>
+                </w:rPr>
+                <w:t>/</w:t>
+              </w:r>
+              <w:proofErr w:type="spellStart"/>
+              <w:r>
+                <w:rPr>
+                  <w:rStyle w:val="Hyperlink"/>
+                  <w:b/>
+                  <w:bCs/>
+                  <w:sz w:val="28"/>
+                  <w:szCs w:val="28"/>
+                </w:rPr>
+                <w:t>CloudGuardian</w:t>
+              </w:r>
+              <w:proofErr w:type="spellEnd"/>
+            </w:hyperlink>
+          </w:p>
+        </w:tc>
+      </w:tr>
+    </w:tbl>
+    <w:p>
+      <w:pPr>
+        <w:spacing w:before="300"/>
+      </w:pPr>
+    </w:p>
+    <w:p>
+      <w:pPr>
+        <w:rPr>
+          <w:b/>
+          <w:bCs/>
+          <w:color w:val="C00000"/>
+        </w:rPr>
+      </w:pPr>
     </w:p>
     <w:p>
       <w:pPr>
         <w:spacing w:after="60"/>
         <w:jc w:val="center"/>
       </w:pPr>
-      <w:r>
-        <w:t>Prepared for: Illustrative Health-Technology Enterprise Client (Capstone Case Scenario)</w:t>
-      </w:r>
-    </w:p>
-    <w:p>
-      <w:pPr>
-        <w:spacing w:after="60"/>
-        <w:jc w:val="center"/>
-      </w:pPr>
-      <w:r>
-        <w:rPr>
-          <w:b/>
-          <w:bCs/>
-        </w:rPr>
-        <w:t xml:space="preserve">Project Team: </w:t>
-      </w:r>
-      <w:r>
-        <w:rPr>
-          <w:b/>
-          <w:bCs/>
-        </w:rPr>
-        <w:t>Kedar Pavaskar</w:t>
-      </w:r>
-      <w:r>
-        <w:rPr>
-          <w:b/>
-          <w:bCs/>
-        </w:rPr>
-        <w:t xml:space="preserve"> </w:t>
-      </w:r>
-      <w:r>
-        <w:rPr>
-          <w:b/>
-          <w:bCs/>
-        </w:rPr>
-        <w:t>•</w:t>
-      </w:r>
-      <w:r>
-        <w:rPr>
-          <w:b/>
-          <w:bCs/>
-        </w:rPr>
-        <w:t xml:space="preserve"> </w:t>
-      </w:r>
-      <w:r>
-        <w:rPr>
-          <w:b/>
-          <w:bCs/>
-        </w:rPr>
-        <w:t xml:space="preserve">Megha Sharma • Vinay Kumar </w:t>
-      </w:r>
-    </w:p>
-    <w:p>
-      <w:pPr>
-        <w:spacing w:after="60"/>
-        <w:jc w:val="center"/>
-      </w:pPr>
-      <w:r>
-        <w:t>Program: PG Certificate in AI/</w:t>
-      </w:r>
-      <w:proofErr w:type="spellStart"/>
-      <w:r>
-        <w:t>GenAI</w:t>
-      </w:r>
-      <w:proofErr w:type="spellEnd"/>
-      <w:r>
-        <w:t xml:space="preserve">-Powered Cybersecurity — IIT Roorkee × </w:t>
-      </w:r>
-      <w:proofErr w:type="spellStart"/>
-      <w:r>
-        <w:t>Futurense</w:t>
-      </w:r>
-      <w:proofErr w:type="spellEnd"/>
-      <w:r>
-        <w:t xml:space="preserve"> (Cohort 2025–26)</w:t>
-      </w:r>
-    </w:p>
-    <w:p>
-      <w:pPr>
-        <w:spacing w:after="60"/>
-        <w:jc w:val="center"/>
-      </w:pPr>
-      <w:r>
-        <w:t>Project Code: CAP-CSE-3W</w:t>
-      </w:r>
     </w:p>
     <w:p>
       <w:pPr>
@@ -161,10 +684,7 @@
         <w:jc w:val="center"/>
       </w:pPr>
       <w:r>
-        <w:t>24th</w:t>
-      </w:r>
-      <w:r>
-        <w:t xml:space="preserve"> July 2026</w:t>
+        <w:t>24th July 2026</w:t>
       </w:r>
     </w:p>
     <w:p>
@@ -267,12 +787,6 @@
         <w:gridCol w:w="6000"/>
       </w:tblGrid>
       <w:tr>
-        <w:tblPrEx>
-          <w:tblCellMar>
-            <w:top w:w="0" w:type="dxa"/>
-            <w:bottom w:w="0" w:type="dxa"/>
-          </w:tblCellMar>
-        </w:tblPrEx>
         <w:trPr>
           <w:tblHeader/>
         </w:trPr>
@@ -328,12 +842,6 @@
         </w:tc>
       </w:tr>
       <w:tr>
-        <w:tblPrEx>
-          <w:tblCellMar>
-            <w:top w:w="0" w:type="dxa"/>
-            <w:bottom w:w="0" w:type="dxa"/>
-          </w:tblCellMar>
-        </w:tblPrEx>
         <w:tc>
           <w:tcPr>
             <w:tcW w:w="3000" w:type="dxa"/>
@@ -390,12 +898,6 @@
         </w:tc>
       </w:tr>
       <w:tr>
-        <w:tblPrEx>
-          <w:tblCellMar>
-            <w:top w:w="0" w:type="dxa"/>
-            <w:bottom w:w="0" w:type="dxa"/>
-          </w:tblCellMar>
-        </w:tblPrEx>
         <w:tc>
           <w:tcPr>
             <w:tcW w:w="3000" w:type="dxa"/>
@@ -444,12 +946,6 @@
         </w:tc>
       </w:tr>
       <w:tr>
-        <w:tblPrEx>
-          <w:tblCellMar>
-            <w:top w:w="0" w:type="dxa"/>
-            <w:bottom w:w="0" w:type="dxa"/>
-          </w:tblCellMar>
-        </w:tblPrEx>
         <w:tc>
           <w:tcPr>
             <w:tcW w:w="3000" w:type="dxa"/>
@@ -524,12 +1020,6 @@
         </w:tc>
       </w:tr>
       <w:tr>
-        <w:tblPrEx>
-          <w:tblCellMar>
-            <w:top w:w="0" w:type="dxa"/>
-            <w:bottom w:w="0" w:type="dxa"/>
-          </w:tblCellMar>
-        </w:tblPrEx>
         <w:tc>
           <w:tcPr>
             <w:tcW w:w="3000" w:type="dxa"/>
@@ -578,12 +1068,6 @@
         </w:tc>
       </w:tr>
       <w:tr>
-        <w:tblPrEx>
-          <w:tblCellMar>
-            <w:top w:w="0" w:type="dxa"/>
-            <w:bottom w:w="0" w:type="dxa"/>
-          </w:tblCellMar>
-        </w:tblPrEx>
         <w:tc>
           <w:tcPr>
             <w:tcW w:w="3000" w:type="dxa"/>
@@ -630,12 +1114,6 @@
         </w:tc>
       </w:tr>
       <w:tr>
-        <w:tblPrEx>
-          <w:tblCellMar>
-            <w:top w:w="0" w:type="dxa"/>
-            <w:bottom w:w="0" w:type="dxa"/>
-          </w:tblCellMar>
-        </w:tblPrEx>
         <w:tc>
           <w:tcPr>
             <w:tcW w:w="3000" w:type="dxa"/>
@@ -684,12 +1162,6 @@
         </w:tc>
       </w:tr>
       <w:tr>
-        <w:tblPrEx>
-          <w:tblCellMar>
-            <w:top w:w="0" w:type="dxa"/>
-            <w:bottom w:w="0" w:type="dxa"/>
-          </w:tblCellMar>
-        </w:tblPrEx>
         <w:tc>
           <w:tcPr>
             <w:tcW w:w="3000" w:type="dxa"/>
@@ -736,12 +1208,6 @@
         </w:tc>
       </w:tr>
       <w:tr>
-        <w:tblPrEx>
-          <w:tblCellMar>
-            <w:top w:w="0" w:type="dxa"/>
-            <w:bottom w:w="0" w:type="dxa"/>
-          </w:tblCellMar>
-        </w:tblPrEx>
         <w:tc>
           <w:tcPr>
             <w:tcW w:w="3000" w:type="dxa"/>
@@ -844,12 +1310,6 @@
         </w:tc>
       </w:tr>
       <w:tr>
-        <w:tblPrEx>
-          <w:tblCellMar>
-            <w:top w:w="0" w:type="dxa"/>
-            <w:bottom w:w="0" w:type="dxa"/>
-          </w:tblCellMar>
-        </w:tblPrEx>
         <w:tc>
           <w:tcPr>
             <w:tcW w:w="3000" w:type="dxa"/>
@@ -896,12 +1356,6 @@
         </w:tc>
       </w:tr>
       <w:tr>
-        <w:tblPrEx>
-          <w:tblCellMar>
-            <w:top w:w="0" w:type="dxa"/>
-            <w:bottom w:w="0" w:type="dxa"/>
-          </w:tblCellMar>
-        </w:tblPrEx>
         <w:tc>
           <w:tcPr>
             <w:tcW w:w="3000" w:type="dxa"/>
@@ -999,12 +1453,6 @@
         <w:gridCol w:w="4300"/>
       </w:tblGrid>
       <w:tr>
-        <w:tblPrEx>
-          <w:tblCellMar>
-            <w:top w:w="0" w:type="dxa"/>
-            <w:bottom w:w="0" w:type="dxa"/>
-          </w:tblCellMar>
-        </w:tblPrEx>
         <w:trPr>
           <w:tblHeader/>
         </w:trPr>
@@ -1110,12 +1558,6 @@
         </w:tc>
       </w:tr>
       <w:tr>
-        <w:tblPrEx>
-          <w:tblCellMar>
-            <w:top w:w="0" w:type="dxa"/>
-            <w:bottom w:w="0" w:type="dxa"/>
-          </w:tblCellMar>
-        </w:tblPrEx>
         <w:tc>
           <w:tcPr>
             <w:tcW w:w="1200" w:type="dxa"/>
@@ -1206,12 +1648,6 @@
         </w:tc>
       </w:tr>
       <w:tr>
-        <w:tblPrEx>
-          <w:tblCellMar>
-            <w:top w:w="0" w:type="dxa"/>
-            <w:bottom w:w="0" w:type="dxa"/>
-          </w:tblCellMar>
-        </w:tblPrEx>
         <w:tc>
           <w:tcPr>
             <w:tcW w:w="1200" w:type="dxa"/>
@@ -1389,12 +1825,6 @@
         <w:gridCol w:w="6000"/>
       </w:tblGrid>
       <w:tr>
-        <w:tblPrEx>
-          <w:tblCellMar>
-            <w:top w:w="0" w:type="dxa"/>
-            <w:bottom w:w="0" w:type="dxa"/>
-          </w:tblCellMar>
-        </w:tblPrEx>
         <w:trPr>
           <w:tblHeader/>
         </w:trPr>
@@ -1450,12 +1880,6 @@
         </w:tc>
       </w:tr>
       <w:tr>
-        <w:tblPrEx>
-          <w:tblCellMar>
-            <w:top w:w="0" w:type="dxa"/>
-            <w:bottom w:w="0" w:type="dxa"/>
-          </w:tblCellMar>
-        </w:tblPrEx>
         <w:tc>
           <w:tcPr>
             <w:tcW w:w="3000" w:type="dxa"/>
@@ -1502,12 +1926,6 @@
         </w:tc>
       </w:tr>
       <w:tr>
-        <w:tblPrEx>
-          <w:tblCellMar>
-            <w:top w:w="0" w:type="dxa"/>
-            <w:bottom w:w="0" w:type="dxa"/>
-          </w:tblCellMar>
-        </w:tblPrEx>
         <w:tc>
           <w:tcPr>
             <w:tcW w:w="3000" w:type="dxa"/>
@@ -1550,26 +1968,12 @@
                 <w:sz w:val="19"/>
                 <w:szCs w:val="19"/>
               </w:rPr>
-              <w:t xml:space="preserve">Azure Cloud Security Architect, </w:t>
-            </w:r>
-            <w:r>
-              <w:rPr>
-                <w:color w:val="000000"/>
-                <w:sz w:val="19"/>
-                <w:szCs w:val="19"/>
-              </w:rPr>
-              <w:t>Web Application Security Lead</w:t>
+              <w:t>Azure Cloud Security Architect, Web Application Security Lead</w:t>
             </w:r>
           </w:p>
         </w:tc>
       </w:tr>
       <w:tr>
-        <w:tblPrEx>
-          <w:tblCellMar>
-            <w:top w:w="0" w:type="dxa"/>
-            <w:bottom w:w="0" w:type="dxa"/>
-          </w:tblCellMar>
-        </w:tblPrEx>
         <w:tc>
           <w:tcPr>
             <w:tcW w:w="3000" w:type="dxa"/>
@@ -7406,12 +7810,6 @@
         <w:gridCol w:w="9000"/>
       </w:tblGrid>
       <w:tr>
-        <w:tblPrEx>
-          <w:tblCellMar>
-            <w:top w:w="0" w:type="dxa"/>
-            <w:bottom w:w="0" w:type="dxa"/>
-          </w:tblCellMar>
-        </w:tblPrEx>
         <w:tc>
           <w:tcPr>
             <w:tcW w:w="9000" w:type="dxa"/>
@@ -7511,12 +7909,6 @@
         <w:gridCol w:w="5800"/>
       </w:tblGrid>
       <w:tr>
-        <w:tblPrEx>
-          <w:tblCellMar>
-            <w:top w:w="0" w:type="dxa"/>
-            <w:bottom w:w="0" w:type="dxa"/>
-          </w:tblCellMar>
-        </w:tblPrEx>
         <w:trPr>
           <w:tblHeader/>
         </w:trPr>
@@ -7572,12 +7964,6 @@
         </w:tc>
       </w:tr>
       <w:tr>
-        <w:tblPrEx>
-          <w:tblCellMar>
-            <w:top w:w="0" w:type="dxa"/>
-            <w:bottom w:w="0" w:type="dxa"/>
-          </w:tblCellMar>
-        </w:tblPrEx>
         <w:tc>
           <w:tcPr>
             <w:tcW w:w="3200" w:type="dxa"/>
@@ -7624,12 +8010,6 @@
         </w:tc>
       </w:tr>
       <w:tr>
-        <w:tblPrEx>
-          <w:tblCellMar>
-            <w:top w:w="0" w:type="dxa"/>
-            <w:bottom w:w="0" w:type="dxa"/>
-          </w:tblCellMar>
-        </w:tblPrEx>
         <w:tc>
           <w:tcPr>
             <w:tcW w:w="3200" w:type="dxa"/>
@@ -7697,12 +8077,6 @@
         </w:tc>
       </w:tr>
       <w:tr>
-        <w:tblPrEx>
-          <w:tblCellMar>
-            <w:top w:w="0" w:type="dxa"/>
-            <w:bottom w:w="0" w:type="dxa"/>
-          </w:tblCellMar>
-        </w:tblPrEx>
         <w:tc>
           <w:tcPr>
             <w:tcW w:w="3200" w:type="dxa"/>
@@ -7749,12 +8123,6 @@
         </w:tc>
       </w:tr>
       <w:tr>
-        <w:tblPrEx>
-          <w:tblCellMar>
-            <w:top w:w="0" w:type="dxa"/>
-            <w:bottom w:w="0" w:type="dxa"/>
-          </w:tblCellMar>
-        </w:tblPrEx>
         <w:tc>
           <w:tcPr>
             <w:tcW w:w="3200" w:type="dxa"/>
@@ -7803,12 +8171,6 @@
         </w:tc>
       </w:tr>
       <w:tr>
-        <w:tblPrEx>
-          <w:tblCellMar>
-            <w:top w:w="0" w:type="dxa"/>
-            <w:bottom w:w="0" w:type="dxa"/>
-          </w:tblCellMar>
-        </w:tblPrEx>
         <w:tc>
           <w:tcPr>
             <w:tcW w:w="3200" w:type="dxa"/>
@@ -7865,12 +8227,6 @@
         </w:tc>
       </w:tr>
       <w:tr>
-        <w:tblPrEx>
-          <w:tblCellMar>
-            <w:top w:w="0" w:type="dxa"/>
-            <w:bottom w:w="0" w:type="dxa"/>
-          </w:tblCellMar>
-        </w:tblPrEx>
         <w:tc>
           <w:tcPr>
             <w:tcW w:w="3200" w:type="dxa"/>
@@ -7919,12 +8275,6 @@
         </w:tc>
       </w:tr>
       <w:tr>
-        <w:tblPrEx>
-          <w:tblCellMar>
-            <w:top w:w="0" w:type="dxa"/>
-            <w:bottom w:w="0" w:type="dxa"/>
-          </w:tblCellMar>
-        </w:tblPrEx>
         <w:tc>
           <w:tcPr>
             <w:tcW w:w="3200" w:type="dxa"/>
@@ -7971,12 +8321,6 @@
         </w:tc>
       </w:tr>
       <w:tr>
-        <w:tblPrEx>
-          <w:tblCellMar>
-            <w:top w:w="0" w:type="dxa"/>
-            <w:bottom w:w="0" w:type="dxa"/>
-          </w:tblCellMar>
-        </w:tblPrEx>
         <w:tc>
           <w:tcPr>
             <w:tcW w:w="3200" w:type="dxa"/>
@@ -8025,12 +8369,6 @@
         </w:tc>
       </w:tr>
       <w:tr>
-        <w:tblPrEx>
-          <w:tblCellMar>
-            <w:top w:w="0" w:type="dxa"/>
-            <w:bottom w:w="0" w:type="dxa"/>
-          </w:tblCellMar>
-        </w:tblPrEx>
         <w:tc>
           <w:tcPr>
             <w:tcW w:w="3200" w:type="dxa"/>
@@ -8244,12 +8582,6 @@
         <w:gridCol w:w="6800"/>
       </w:tblGrid>
       <w:tr>
-        <w:tblPrEx>
-          <w:tblCellMar>
-            <w:top w:w="0" w:type="dxa"/>
-            <w:bottom w:w="0" w:type="dxa"/>
-          </w:tblCellMar>
-        </w:tblPrEx>
         <w:trPr>
           <w:tblHeader/>
         </w:trPr>
@@ -8305,12 +8637,6 @@
         </w:tc>
       </w:tr>
       <w:tr>
-        <w:tblPrEx>
-          <w:tblCellMar>
-            <w:top w:w="0" w:type="dxa"/>
-            <w:bottom w:w="0" w:type="dxa"/>
-          </w:tblCellMar>
-        </w:tblPrEx>
         <w:tc>
           <w:tcPr>
             <w:tcW w:w="2200" w:type="dxa"/>
@@ -8357,12 +8683,6 @@
         </w:tc>
       </w:tr>
       <w:tr>
-        <w:tblPrEx>
-          <w:tblCellMar>
-            <w:top w:w="0" w:type="dxa"/>
-            <w:bottom w:w="0" w:type="dxa"/>
-          </w:tblCellMar>
-        </w:tblPrEx>
         <w:tc>
           <w:tcPr>
             <w:tcW w:w="2200" w:type="dxa"/>
@@ -8411,12 +8731,6 @@
         </w:tc>
       </w:tr>
       <w:tr>
-        <w:tblPrEx>
-          <w:tblCellMar>
-            <w:top w:w="0" w:type="dxa"/>
-            <w:bottom w:w="0" w:type="dxa"/>
-          </w:tblCellMar>
-        </w:tblPrEx>
         <w:tc>
           <w:tcPr>
             <w:tcW w:w="2200" w:type="dxa"/>
@@ -8463,12 +8777,6 @@
         </w:tc>
       </w:tr>
       <w:tr>
-        <w:tblPrEx>
-          <w:tblCellMar>
-            <w:top w:w="0" w:type="dxa"/>
-            <w:bottom w:w="0" w:type="dxa"/>
-          </w:tblCellMar>
-        </w:tblPrEx>
         <w:tc>
           <w:tcPr>
             <w:tcW w:w="2200" w:type="dxa"/>
@@ -8517,12 +8825,6 @@
         </w:tc>
       </w:tr>
       <w:tr>
-        <w:tblPrEx>
-          <w:tblCellMar>
-            <w:top w:w="0" w:type="dxa"/>
-            <w:bottom w:w="0" w:type="dxa"/>
-          </w:tblCellMar>
-        </w:tblPrEx>
         <w:tc>
           <w:tcPr>
             <w:tcW w:w="2200" w:type="dxa"/>
@@ -8569,12 +8871,6 @@
         </w:tc>
       </w:tr>
       <w:tr>
-        <w:tblPrEx>
-          <w:tblCellMar>
-            <w:top w:w="0" w:type="dxa"/>
-            <w:bottom w:w="0" w:type="dxa"/>
-          </w:tblCellMar>
-        </w:tblPrEx>
         <w:tc>
           <w:tcPr>
             <w:tcW w:w="2200" w:type="dxa"/>
@@ -8623,12 +8919,6 @@
         </w:tc>
       </w:tr>
       <w:tr>
-        <w:tblPrEx>
-          <w:tblCellMar>
-            <w:top w:w="0" w:type="dxa"/>
-            <w:bottom w:w="0" w:type="dxa"/>
-          </w:tblCellMar>
-        </w:tblPrEx>
         <w:tc>
           <w:tcPr>
             <w:tcW w:w="2200" w:type="dxa"/>
@@ -8675,12 +8965,6 @@
         </w:tc>
       </w:tr>
       <w:tr>
-        <w:tblPrEx>
-          <w:tblCellMar>
-            <w:top w:w="0" w:type="dxa"/>
-            <w:bottom w:w="0" w:type="dxa"/>
-          </w:tblCellMar>
-        </w:tblPrEx>
         <w:tc>
           <w:tcPr>
             <w:tcW w:w="2200" w:type="dxa"/>
@@ -8729,12 +9013,6 @@
         </w:tc>
       </w:tr>
       <w:tr>
-        <w:tblPrEx>
-          <w:tblCellMar>
-            <w:top w:w="0" w:type="dxa"/>
-            <w:bottom w:w="0" w:type="dxa"/>
-          </w:tblCellMar>
-        </w:tblPrEx>
         <w:tc>
           <w:tcPr>
             <w:tcW w:w="2200" w:type="dxa"/>
@@ -8781,12 +9059,6 @@
         </w:tc>
       </w:tr>
       <w:tr>
-        <w:tblPrEx>
-          <w:tblCellMar>
-            <w:top w:w="0" w:type="dxa"/>
-            <w:bottom w:w="0" w:type="dxa"/>
-          </w:tblCellMar>
-        </w:tblPrEx>
         <w:tc>
           <w:tcPr>
             <w:tcW w:w="2200" w:type="dxa"/>
@@ -8835,12 +9107,6 @@
         </w:tc>
       </w:tr>
       <w:tr>
-        <w:tblPrEx>
-          <w:tblCellMar>
-            <w:top w:w="0" w:type="dxa"/>
-            <w:bottom w:w="0" w:type="dxa"/>
-          </w:tblCellMar>
-        </w:tblPrEx>
         <w:tc>
           <w:tcPr>
             <w:tcW w:w="2200" w:type="dxa"/>
@@ -8887,12 +9153,6 @@
         </w:tc>
       </w:tr>
       <w:tr>
-        <w:tblPrEx>
-          <w:tblCellMar>
-            <w:top w:w="0" w:type="dxa"/>
-            <w:bottom w:w="0" w:type="dxa"/>
-          </w:tblCellMar>
-        </w:tblPrEx>
         <w:tc>
           <w:tcPr>
             <w:tcW w:w="2200" w:type="dxa"/>
@@ -8941,12 +9201,6 @@
         </w:tc>
       </w:tr>
       <w:tr>
-        <w:tblPrEx>
-          <w:tblCellMar>
-            <w:top w:w="0" w:type="dxa"/>
-            <w:bottom w:w="0" w:type="dxa"/>
-          </w:tblCellMar>
-        </w:tblPrEx>
         <w:tc>
           <w:tcPr>
             <w:tcW w:w="2200" w:type="dxa"/>
@@ -8993,12 +9247,6 @@
         </w:tc>
       </w:tr>
       <w:tr>
-        <w:tblPrEx>
-          <w:tblCellMar>
-            <w:top w:w="0" w:type="dxa"/>
-            <w:bottom w:w="0" w:type="dxa"/>
-          </w:tblCellMar>
-        </w:tblPrEx>
         <w:tc>
           <w:tcPr>
             <w:tcW w:w="2200" w:type="dxa"/>
@@ -9047,12 +9295,6 @@
         </w:tc>
       </w:tr>
       <w:tr>
-        <w:tblPrEx>
-          <w:tblCellMar>
-            <w:top w:w="0" w:type="dxa"/>
-            <w:bottom w:w="0" w:type="dxa"/>
-          </w:tblCellMar>
-        </w:tblPrEx>
         <w:tc>
           <w:tcPr>
             <w:tcW w:w="2200" w:type="dxa"/>
@@ -9099,12 +9341,6 @@
         </w:tc>
       </w:tr>
       <w:tr>
-        <w:tblPrEx>
-          <w:tblCellMar>
-            <w:top w:w="0" w:type="dxa"/>
-            <w:bottom w:w="0" w:type="dxa"/>
-          </w:tblCellMar>
-        </w:tblPrEx>
         <w:tc>
           <w:tcPr>
             <w:tcW w:w="2200" w:type="dxa"/>
@@ -9163,12 +9399,6 @@
         </w:tc>
       </w:tr>
       <w:tr>
-        <w:tblPrEx>
-          <w:tblCellMar>
-            <w:top w:w="0" w:type="dxa"/>
-            <w:bottom w:w="0" w:type="dxa"/>
-          </w:tblCellMar>
-        </w:tblPrEx>
         <w:tc>
           <w:tcPr>
             <w:tcW w:w="2200" w:type="dxa"/>
@@ -9215,12 +9445,6 @@
         </w:tc>
       </w:tr>
       <w:tr>
-        <w:tblPrEx>
-          <w:tblCellMar>
-            <w:top w:w="0" w:type="dxa"/>
-            <w:bottom w:w="0" w:type="dxa"/>
-          </w:tblCellMar>
-        </w:tblPrEx>
         <w:tc>
           <w:tcPr>
             <w:tcW w:w="2200" w:type="dxa"/>
@@ -9269,12 +9493,6 @@
         </w:tc>
       </w:tr>
       <w:tr>
-        <w:tblPrEx>
-          <w:tblCellMar>
-            <w:top w:w="0" w:type="dxa"/>
-            <w:bottom w:w="0" w:type="dxa"/>
-          </w:tblCellMar>
-        </w:tblPrEx>
         <w:tc>
           <w:tcPr>
             <w:tcW w:w="2200" w:type="dxa"/>
@@ -9321,12 +9539,6 @@
         </w:tc>
       </w:tr>
       <w:tr>
-        <w:tblPrEx>
-          <w:tblCellMar>
-            <w:top w:w="0" w:type="dxa"/>
-            <w:bottom w:w="0" w:type="dxa"/>
-          </w:tblCellMar>
-        </w:tblPrEx>
         <w:tc>
           <w:tcPr>
             <w:tcW w:w="2200" w:type="dxa"/>
@@ -9375,12 +9587,6 @@
         </w:tc>
       </w:tr>
       <w:tr>
-        <w:tblPrEx>
-          <w:tblCellMar>
-            <w:top w:w="0" w:type="dxa"/>
-            <w:bottom w:w="0" w:type="dxa"/>
-          </w:tblCellMar>
-        </w:tblPrEx>
         <w:tc>
           <w:tcPr>
             <w:tcW w:w="2200" w:type="dxa"/>
@@ -9427,12 +9633,6 @@
         </w:tc>
       </w:tr>
       <w:tr>
-        <w:tblPrEx>
-          <w:tblCellMar>
-            <w:top w:w="0" w:type="dxa"/>
-            <w:bottom w:w="0" w:type="dxa"/>
-          </w:tblCellMar>
-        </w:tblPrEx>
         <w:tc>
           <w:tcPr>
             <w:tcW w:w="2200" w:type="dxa"/>
@@ -9481,12 +9681,6 @@
         </w:tc>
       </w:tr>
       <w:tr>
-        <w:tblPrEx>
-          <w:tblCellMar>
-            <w:top w:w="0" w:type="dxa"/>
-            <w:bottom w:w="0" w:type="dxa"/>
-          </w:tblCellMar>
-        </w:tblPrEx>
         <w:tc>
           <w:tcPr>
             <w:tcW w:w="2200" w:type="dxa"/>
@@ -9533,12 +9727,6 @@
         </w:tc>
       </w:tr>
       <w:tr>
-        <w:tblPrEx>
-          <w:tblCellMar>
-            <w:top w:w="0" w:type="dxa"/>
-            <w:bottom w:w="0" w:type="dxa"/>
-          </w:tblCellMar>
-        </w:tblPrEx>
         <w:tc>
           <w:tcPr>
             <w:tcW w:w="2200" w:type="dxa"/>
@@ -9587,12 +9775,6 @@
         </w:tc>
       </w:tr>
       <w:tr>
-        <w:tblPrEx>
-          <w:tblCellMar>
-            <w:top w:w="0" w:type="dxa"/>
-            <w:bottom w:w="0" w:type="dxa"/>
-          </w:tblCellMar>
-        </w:tblPrEx>
         <w:tc>
           <w:tcPr>
             <w:tcW w:w="2200" w:type="dxa"/>
@@ -9639,12 +9821,6 @@
         </w:tc>
       </w:tr>
       <w:tr>
-        <w:tblPrEx>
-          <w:tblCellMar>
-            <w:top w:w="0" w:type="dxa"/>
-            <w:bottom w:w="0" w:type="dxa"/>
-          </w:tblCellMar>
-        </w:tblPrEx>
         <w:tc>
           <w:tcPr>
             <w:tcW w:w="2200" w:type="dxa"/>
@@ -9693,12 +9869,6 @@
         </w:tc>
       </w:tr>
       <w:tr>
-        <w:tblPrEx>
-          <w:tblCellMar>
-            <w:top w:w="0" w:type="dxa"/>
-            <w:bottom w:w="0" w:type="dxa"/>
-          </w:tblCellMar>
-        </w:tblPrEx>
         <w:tc>
           <w:tcPr>
             <w:tcW w:w="2200" w:type="dxa"/>
@@ -9745,12 +9915,6 @@
         </w:tc>
       </w:tr>
       <w:tr>
-        <w:tblPrEx>
-          <w:tblCellMar>
-            <w:top w:w="0" w:type="dxa"/>
-            <w:bottom w:w="0" w:type="dxa"/>
-          </w:tblCellMar>
-        </w:tblPrEx>
         <w:tc>
           <w:tcPr>
             <w:tcW w:w="2200" w:type="dxa"/>
@@ -9848,12 +10012,6 @@
         <w:gridCol w:w="6000"/>
       </w:tblGrid>
       <w:tr>
-        <w:tblPrEx>
-          <w:tblCellMar>
-            <w:top w:w="0" w:type="dxa"/>
-            <w:bottom w:w="0" w:type="dxa"/>
-          </w:tblCellMar>
-        </w:tblPrEx>
         <w:trPr>
           <w:tblHeader/>
         </w:trPr>
@@ -9909,12 +10067,6 @@
         </w:tc>
       </w:tr>
       <w:tr>
-        <w:tblPrEx>
-          <w:tblCellMar>
-            <w:top w:w="0" w:type="dxa"/>
-            <w:bottom w:w="0" w:type="dxa"/>
-          </w:tblCellMar>
-        </w:tblPrEx>
         <w:tc>
           <w:tcPr>
             <w:tcW w:w="3000" w:type="dxa"/>
@@ -9971,12 +10123,6 @@
         </w:tc>
       </w:tr>
       <w:tr>
-        <w:tblPrEx>
-          <w:tblCellMar>
-            <w:top w:w="0" w:type="dxa"/>
-            <w:bottom w:w="0" w:type="dxa"/>
-          </w:tblCellMar>
-        </w:tblPrEx>
         <w:tc>
           <w:tcPr>
             <w:tcW w:w="3000" w:type="dxa"/>
@@ -10025,12 +10171,6 @@
         </w:tc>
       </w:tr>
       <w:tr>
-        <w:tblPrEx>
-          <w:tblCellMar>
-            <w:top w:w="0" w:type="dxa"/>
-            <w:bottom w:w="0" w:type="dxa"/>
-          </w:tblCellMar>
-        </w:tblPrEx>
         <w:tc>
           <w:tcPr>
             <w:tcW w:w="3000" w:type="dxa"/>
@@ -10077,12 +10217,6 @@
         </w:tc>
       </w:tr>
       <w:tr>
-        <w:tblPrEx>
-          <w:tblCellMar>
-            <w:top w:w="0" w:type="dxa"/>
-            <w:bottom w:w="0" w:type="dxa"/>
-          </w:tblCellMar>
-        </w:tblPrEx>
         <w:tc>
           <w:tcPr>
             <w:tcW w:w="3000" w:type="dxa"/>
@@ -10131,12 +10265,6 @@
         </w:tc>
       </w:tr>
       <w:tr>
-        <w:tblPrEx>
-          <w:tblCellMar>
-            <w:top w:w="0" w:type="dxa"/>
-            <w:bottom w:w="0" w:type="dxa"/>
-          </w:tblCellMar>
-        </w:tblPrEx>
         <w:tc>
           <w:tcPr>
             <w:tcW w:w="3000" w:type="dxa"/>
@@ -10201,12 +10329,6 @@
         </w:tc>
       </w:tr>
       <w:tr>
-        <w:tblPrEx>
-          <w:tblCellMar>
-            <w:top w:w="0" w:type="dxa"/>
-            <w:bottom w:w="0" w:type="dxa"/>
-          </w:tblCellMar>
-        </w:tblPrEx>
         <w:tc>
           <w:tcPr>
             <w:tcW w:w="3000" w:type="dxa"/>
@@ -10786,12 +10908,6 @@
         <w:gridCol w:w="2400"/>
       </w:tblGrid>
       <w:tr>
-        <w:tblPrEx>
-          <w:tblCellMar>
-            <w:top w:w="0" w:type="dxa"/>
-            <w:bottom w:w="0" w:type="dxa"/>
-          </w:tblCellMar>
-        </w:tblPrEx>
         <w:trPr>
           <w:tblHeader/>
         </w:trPr>
@@ -10872,12 +10988,6 @@
         </w:tc>
       </w:tr>
       <w:tr>
-        <w:tblPrEx>
-          <w:tblCellMar>
-            <w:top w:w="0" w:type="dxa"/>
-            <w:bottom w:w="0" w:type="dxa"/>
-          </w:tblCellMar>
-        </w:tblPrEx>
         <w:tc>
           <w:tcPr>
             <w:tcW w:w="500" w:type="dxa"/>
@@ -10946,12 +11056,6 @@
         </w:tc>
       </w:tr>
       <w:tr>
-        <w:tblPrEx>
-          <w:tblCellMar>
-            <w:top w:w="0" w:type="dxa"/>
-            <w:bottom w:w="0" w:type="dxa"/>
-          </w:tblCellMar>
-        </w:tblPrEx>
         <w:tc>
           <w:tcPr>
             <w:tcW w:w="500" w:type="dxa"/>
@@ -11023,12 +11127,6 @@
         </w:tc>
       </w:tr>
       <w:tr>
-        <w:tblPrEx>
-          <w:tblCellMar>
-            <w:top w:w="0" w:type="dxa"/>
-            <w:bottom w:w="0" w:type="dxa"/>
-          </w:tblCellMar>
-        </w:tblPrEx>
         <w:tc>
           <w:tcPr>
             <w:tcW w:w="500" w:type="dxa"/>
@@ -11097,12 +11195,6 @@
         </w:tc>
       </w:tr>
       <w:tr>
-        <w:tblPrEx>
-          <w:tblCellMar>
-            <w:top w:w="0" w:type="dxa"/>
-            <w:bottom w:w="0" w:type="dxa"/>
-          </w:tblCellMar>
-        </w:tblPrEx>
         <w:tc>
           <w:tcPr>
             <w:tcW w:w="500" w:type="dxa"/>
@@ -11174,12 +11266,6 @@
         </w:tc>
       </w:tr>
       <w:tr>
-        <w:tblPrEx>
-          <w:tblCellMar>
-            <w:top w:w="0" w:type="dxa"/>
-            <w:bottom w:w="0" w:type="dxa"/>
-          </w:tblCellMar>
-        </w:tblPrEx>
         <w:tc>
           <w:tcPr>
             <w:tcW w:w="500" w:type="dxa"/>
@@ -11248,12 +11334,6 @@
         </w:tc>
       </w:tr>
       <w:tr>
-        <w:tblPrEx>
-          <w:tblCellMar>
-            <w:top w:w="0" w:type="dxa"/>
-            <w:bottom w:w="0" w:type="dxa"/>
-          </w:tblCellMar>
-        </w:tblPrEx>
         <w:tc>
           <w:tcPr>
             <w:tcW w:w="500" w:type="dxa"/>
@@ -11325,12 +11405,6 @@
         </w:tc>
       </w:tr>
       <w:tr>
-        <w:tblPrEx>
-          <w:tblCellMar>
-            <w:top w:w="0" w:type="dxa"/>
-            <w:bottom w:w="0" w:type="dxa"/>
-          </w:tblCellMar>
-        </w:tblPrEx>
         <w:tc>
           <w:tcPr>
             <w:tcW w:w="500" w:type="dxa"/>
@@ -11399,12 +11473,6 @@
         </w:tc>
       </w:tr>
       <w:tr>
-        <w:tblPrEx>
-          <w:tblCellMar>
-            <w:top w:w="0" w:type="dxa"/>
-            <w:bottom w:w="0" w:type="dxa"/>
-          </w:tblCellMar>
-        </w:tblPrEx>
         <w:tc>
           <w:tcPr>
             <w:tcW w:w="500" w:type="dxa"/>
@@ -11476,12 +11544,6 @@
         </w:tc>
       </w:tr>
       <w:tr>
-        <w:tblPrEx>
-          <w:tblCellMar>
-            <w:top w:w="0" w:type="dxa"/>
-            <w:bottom w:w="0" w:type="dxa"/>
-          </w:tblCellMar>
-        </w:tblPrEx>
         <w:tc>
           <w:tcPr>
             <w:tcW w:w="500" w:type="dxa"/>
@@ -11550,12 +11612,6 @@
         </w:tc>
       </w:tr>
       <w:tr>
-        <w:tblPrEx>
-          <w:tblCellMar>
-            <w:top w:w="0" w:type="dxa"/>
-            <w:bottom w:w="0" w:type="dxa"/>
-          </w:tblCellMar>
-        </w:tblPrEx>
         <w:tc>
           <w:tcPr>
             <w:tcW w:w="500" w:type="dxa"/>
@@ -11637,12 +11693,6 @@
         </w:tc>
       </w:tr>
       <w:tr>
-        <w:tblPrEx>
-          <w:tblCellMar>
-            <w:top w:w="0" w:type="dxa"/>
-            <w:bottom w:w="0" w:type="dxa"/>
-          </w:tblCellMar>
-        </w:tblPrEx>
         <w:tc>
           <w:tcPr>
             <w:tcW w:w="500" w:type="dxa"/>
@@ -11803,6 +11853,7 @@
         <w:rPr>
           <w:i/>
           <w:iCs/>
+          <w:noProof/>
           <w:color w:val="595959"/>
           <w:sz w:val="20"/>
           <w:szCs w:val="20"/>
@@ -11825,7 +11876,7 @@
                     </pic:cNvPicPr>
                   </pic:nvPicPr>
                   <pic:blipFill>
-                    <a:blip r:embed="rId7" cstate="print">
+                    <a:blip r:embed="rId9" cstate="print">
                       <a:extLst>
                         <a:ext uri="{28A0092B-C50C-407E-A947-70E740481C1C}">
                           <a14:useLocalDpi xmlns:a14="http://schemas.microsoft.com/office/drawing/2010/main" val="0"/>
@@ -11941,12 +11992,6 @@
         <w:gridCol w:w="2623"/>
       </w:tblGrid>
       <w:tr>
-        <w:tblPrEx>
-          <w:tblCellMar>
-            <w:top w:w="0" w:type="dxa"/>
-            <w:bottom w:w="0" w:type="dxa"/>
-          </w:tblCellMar>
-        </w:tblPrEx>
         <w:trPr>
           <w:tblHeader/>
         </w:trPr>
@@ -12027,12 +12072,6 @@
         </w:tc>
       </w:tr>
       <w:tr>
-        <w:tblPrEx>
-          <w:tblCellMar>
-            <w:top w:w="0" w:type="dxa"/>
-            <w:bottom w:w="0" w:type="dxa"/>
-          </w:tblCellMar>
-        </w:tblPrEx>
         <w:tc>
           <w:tcPr>
             <w:tcW w:w="2400" w:type="dxa"/>
@@ -12155,12 +12194,6 @@
         </w:tc>
       </w:tr>
       <w:tr>
-        <w:tblPrEx>
-          <w:tblCellMar>
-            <w:top w:w="0" w:type="dxa"/>
-            <w:bottom w:w="0" w:type="dxa"/>
-          </w:tblCellMar>
-        </w:tblPrEx>
         <w:tc>
           <w:tcPr>
             <w:tcW w:w="2400" w:type="dxa"/>
@@ -12279,12 +12312,6 @@
         </w:tc>
       </w:tr>
       <w:tr>
-        <w:tblPrEx>
-          <w:tblCellMar>
-            <w:top w:w="0" w:type="dxa"/>
-            <w:bottom w:w="0" w:type="dxa"/>
-          </w:tblCellMar>
-        </w:tblPrEx>
         <w:tc>
           <w:tcPr>
             <w:tcW w:w="2400" w:type="dxa"/>
@@ -12534,7 +12561,7 @@
                     </pic:cNvPicPr>
                   </pic:nvPicPr>
                   <pic:blipFill rotWithShape="1">
-                    <a:blip r:embed="rId8" cstate="print">
+                    <a:blip r:embed="rId10" cstate="print">
                       <a:extLst>
                         <a:ext uri="{28A0092B-C50C-407E-A947-70E740481C1C}">
                           <a14:useLocalDpi xmlns:a14="http://schemas.microsoft.com/office/drawing/2010/main" val="0"/>
@@ -12691,7 +12718,7 @@
                     </pic:cNvPicPr>
                   </pic:nvPicPr>
                   <pic:blipFill>
-                    <a:blip r:embed="rId9" cstate="print">
+                    <a:blip r:embed="rId11" cstate="print">
                       <a:extLst>
                         <a:ext uri="{28A0092B-C50C-407E-A947-70E740481C1C}">
                           <a14:useLocalDpi xmlns:a14="http://schemas.microsoft.com/office/drawing/2010/main" val="0"/>
@@ -12795,7 +12822,7 @@
                     </pic:cNvPicPr>
                   </pic:nvPicPr>
                   <pic:blipFill>
-                    <a:blip r:embed="rId10" cstate="print">
+                    <a:blip r:embed="rId12" cstate="print">
                       <a:extLst>
                         <a:ext uri="{28A0092B-C50C-407E-A947-70E740481C1C}">
                           <a14:useLocalDpi xmlns:a14="http://schemas.microsoft.com/office/drawing/2010/main" val="0"/>
@@ -12901,6 +12928,7 @@
         <w:rPr>
           <w:i/>
           <w:iCs/>
+          <w:noProof/>
           <w:color w:val="595959"/>
           <w:sz w:val="20"/>
           <w:szCs w:val="20"/>
@@ -12924,7 +12952,7 @@
                     </pic:cNvPicPr>
                   </pic:nvPicPr>
                   <pic:blipFill rotWithShape="1">
-                    <a:blip r:embed="rId11" cstate="print">
+                    <a:blip r:embed="rId13" cstate="print">
                       <a:extLst>
                         <a:ext uri="{28A0092B-C50C-407E-A947-70E740481C1C}">
                           <a14:useLocalDpi xmlns:a14="http://schemas.microsoft.com/office/drawing/2010/main" val="0"/>
@@ -13067,6 +13095,7 @@
         <w:rPr>
           <w:i/>
           <w:iCs/>
+          <w:noProof/>
           <w:color w:val="595959"/>
           <w:sz w:val="20"/>
           <w:szCs w:val="20"/>
@@ -13090,7 +13119,7 @@
                     </pic:cNvPicPr>
                   </pic:nvPicPr>
                   <pic:blipFill rotWithShape="1">
-                    <a:blip r:embed="rId12" cstate="print">
+                    <a:blip r:embed="rId14" cstate="print">
                       <a:extLst>
                         <a:ext uri="{28A0092B-C50C-407E-A947-70E740481C1C}">
                           <a14:useLocalDpi xmlns:a14="http://schemas.microsoft.com/office/drawing/2010/main" val="0"/>
@@ -13182,6 +13211,7 @@
         <w:rPr>
           <w:i/>
           <w:iCs/>
+          <w:noProof/>
           <w:color w:val="595959"/>
           <w:sz w:val="20"/>
           <w:szCs w:val="20"/>
@@ -13204,7 +13234,7 @@
                     </pic:cNvPicPr>
                   </pic:nvPicPr>
                   <pic:blipFill>
-                    <a:blip r:embed="rId13" cstate="print">
+                    <a:blip r:embed="rId15" cstate="print">
                       <a:extLst>
                         <a:ext uri="{28A0092B-C50C-407E-A947-70E740481C1C}">
                           <a14:useLocalDpi xmlns:a14="http://schemas.microsoft.com/office/drawing/2010/main" val="0"/>
@@ -13316,6 +13346,9 @@
         <w:spacing w:after="160" w:line="276" w:lineRule="auto"/>
       </w:pPr>
       <w:r>
+        <w:rPr>
+          <w:noProof/>
+        </w:rPr>
         <w:drawing>
           <wp:inline distT="0" distB="0" distL="0" distR="0" wp14:anchorId="5A482057" wp14:editId="6A42E474">
             <wp:extent cx="6172200" cy="2436495"/>
@@ -13334,7 +13367,7 @@
                     </pic:cNvPicPr>
                   </pic:nvPicPr>
                   <pic:blipFill>
-                    <a:blip r:embed="rId14" cstate="print">
+                    <a:blip r:embed="rId16" cstate="print">
                       <a:extLst>
                         <a:ext uri="{28A0092B-C50C-407E-A947-70E740481C1C}">
                           <a14:useLocalDpi xmlns:a14="http://schemas.microsoft.com/office/drawing/2010/main" val="0"/>
@@ -13453,6 +13486,9 @@
         <w:spacing w:after="160" w:line="276" w:lineRule="auto"/>
       </w:pPr>
       <w:r>
+        <w:rPr>
+          <w:noProof/>
+        </w:rPr>
         <w:lastRenderedPageBreak/>
         <w:drawing>
           <wp:inline distT="0" distB="0" distL="0" distR="0" wp14:anchorId="0836CA9F" wp14:editId="0EB253BB">
@@ -13472,7 +13508,7 @@
                     </pic:cNvPicPr>
                   </pic:nvPicPr>
                   <pic:blipFill>
-                    <a:blip r:embed="rId15" cstate="print">
+                    <a:blip r:embed="rId17" cstate="print">
                       <a:extLst>
                         <a:ext uri="{28A0092B-C50C-407E-A947-70E740481C1C}">
                           <a14:useLocalDpi xmlns:a14="http://schemas.microsoft.com/office/drawing/2010/main" val="0"/>
@@ -13567,6 +13603,9 @@
         <w:spacing w:after="160" w:line="276" w:lineRule="auto"/>
       </w:pPr>
       <w:r>
+        <w:rPr>
+          <w:noProof/>
+        </w:rPr>
         <w:drawing>
           <wp:inline distT="0" distB="0" distL="0" distR="0" wp14:anchorId="599E009A" wp14:editId="24CE0569">
             <wp:extent cx="6172200" cy="3086100"/>
@@ -13585,7 +13624,7 @@
                     </pic:cNvPicPr>
                   </pic:nvPicPr>
                   <pic:blipFill>
-                    <a:blip r:embed="rId16" cstate="print">
+                    <a:blip r:embed="rId18" cstate="print">
                       <a:extLst>
                         <a:ext uri="{28A0092B-C50C-407E-A947-70E740481C1C}">
                           <a14:useLocalDpi xmlns:a14="http://schemas.microsoft.com/office/drawing/2010/main" val="0"/>
@@ -13726,6 +13765,9 @@
         <w:spacing w:after="160" w:line="276" w:lineRule="auto"/>
       </w:pPr>
       <w:r>
+        <w:rPr>
+          <w:noProof/>
+        </w:rPr>
         <w:drawing>
           <wp:inline distT="0" distB="0" distL="0" distR="0" wp14:anchorId="0597B195" wp14:editId="658E7291">
             <wp:extent cx="6172200" cy="2014220"/>
@@ -13744,7 +13786,7 @@
                     </pic:cNvPicPr>
                   </pic:nvPicPr>
                   <pic:blipFill>
-                    <a:blip r:embed="rId17" cstate="print">
+                    <a:blip r:embed="rId19" cstate="print">
                       <a:extLst>
                         <a:ext uri="{28A0092B-C50C-407E-A947-70E740481C1C}">
                           <a14:useLocalDpi xmlns:a14="http://schemas.microsoft.com/office/drawing/2010/main" val="0"/>
@@ -17607,12 +17649,6 @@
         <w:gridCol w:w="1518"/>
       </w:tblGrid>
       <w:tr>
-        <w:tblPrEx>
-          <w:tblCellMar>
-            <w:top w:w="0" w:type="dxa"/>
-            <w:bottom w:w="0" w:type="dxa"/>
-          </w:tblCellMar>
-        </w:tblPrEx>
         <w:trPr>
           <w:tblHeader/>
         </w:trPr>
@@ -17743,12 +17779,6 @@
         </w:tc>
       </w:tr>
       <w:tr>
-        <w:tblPrEx>
-          <w:tblCellMar>
-            <w:top w:w="0" w:type="dxa"/>
-            <w:bottom w:w="0" w:type="dxa"/>
-          </w:tblCellMar>
-        </w:tblPrEx>
         <w:tc>
           <w:tcPr>
             <w:tcW w:w="700" w:type="dxa"/>
@@ -17889,12 +17919,6 @@
         </w:tc>
       </w:tr>
       <w:tr>
-        <w:tblPrEx>
-          <w:tblCellMar>
-            <w:top w:w="0" w:type="dxa"/>
-            <w:bottom w:w="0" w:type="dxa"/>
-          </w:tblCellMar>
-        </w:tblPrEx>
         <w:tc>
           <w:tcPr>
             <w:tcW w:w="700" w:type="dxa"/>
@@ -18012,12 +18036,6 @@
         </w:tc>
       </w:tr>
       <w:tr>
-        <w:tblPrEx>
-          <w:tblCellMar>
-            <w:top w:w="0" w:type="dxa"/>
-            <w:bottom w:w="0" w:type="dxa"/>
-          </w:tblCellMar>
-        </w:tblPrEx>
         <w:tc>
           <w:tcPr>
             <w:tcW w:w="700" w:type="dxa"/>
@@ -18148,12 +18166,6 @@
         </w:tc>
       </w:tr>
       <w:tr>
-        <w:tblPrEx>
-          <w:tblCellMar>
-            <w:top w:w="0" w:type="dxa"/>
-            <w:bottom w:w="0" w:type="dxa"/>
-          </w:tblCellMar>
-        </w:tblPrEx>
         <w:tc>
           <w:tcPr>
             <w:tcW w:w="700" w:type="dxa"/>
@@ -18271,12 +18283,6 @@
         </w:tc>
       </w:tr>
       <w:tr>
-        <w:tblPrEx>
-          <w:tblCellMar>
-            <w:top w:w="0" w:type="dxa"/>
-            <w:bottom w:w="0" w:type="dxa"/>
-          </w:tblCellMar>
-        </w:tblPrEx>
         <w:tc>
           <w:tcPr>
             <w:tcW w:w="700" w:type="dxa"/>
@@ -18389,12 +18395,6 @@
         </w:tc>
       </w:tr>
       <w:tr>
-        <w:tblPrEx>
-          <w:tblCellMar>
-            <w:top w:w="0" w:type="dxa"/>
-            <w:bottom w:w="0" w:type="dxa"/>
-          </w:tblCellMar>
-        </w:tblPrEx>
         <w:tc>
           <w:tcPr>
             <w:tcW w:w="700" w:type="dxa"/>
@@ -18512,12 +18512,6 @@
         </w:tc>
       </w:tr>
       <w:tr>
-        <w:tblPrEx>
-          <w:tblCellMar>
-            <w:top w:w="0" w:type="dxa"/>
-            <w:bottom w:w="0" w:type="dxa"/>
-          </w:tblCellMar>
-        </w:tblPrEx>
         <w:tc>
           <w:tcPr>
             <w:tcW w:w="700" w:type="dxa"/>
@@ -18630,12 +18624,6 @@
         </w:tc>
       </w:tr>
       <w:tr>
-        <w:tblPrEx>
-          <w:tblCellMar>
-            <w:top w:w="0" w:type="dxa"/>
-            <w:bottom w:w="0" w:type="dxa"/>
-          </w:tblCellMar>
-        </w:tblPrEx>
         <w:tc>
           <w:tcPr>
             <w:tcW w:w="700" w:type="dxa"/>
@@ -18771,12 +18759,6 @@
         </w:tc>
       </w:tr>
       <w:tr>
-        <w:tblPrEx>
-          <w:tblCellMar>
-            <w:top w:w="0" w:type="dxa"/>
-            <w:bottom w:w="0" w:type="dxa"/>
-          </w:tblCellMar>
-        </w:tblPrEx>
         <w:tc>
           <w:tcPr>
             <w:tcW w:w="700" w:type="dxa"/>
@@ -18907,12 +18889,6 @@
         </w:tc>
       </w:tr>
       <w:tr>
-        <w:tblPrEx>
-          <w:tblCellMar>
-            <w:top w:w="0" w:type="dxa"/>
-            <w:bottom w:w="0" w:type="dxa"/>
-          </w:tblCellMar>
-        </w:tblPrEx>
         <w:tc>
           <w:tcPr>
             <w:tcW w:w="700" w:type="dxa"/>
@@ -19030,12 +19006,6 @@
         </w:tc>
       </w:tr>
       <w:tr>
-        <w:tblPrEx>
-          <w:tblCellMar>
-            <w:top w:w="0" w:type="dxa"/>
-            <w:bottom w:w="0" w:type="dxa"/>
-          </w:tblCellMar>
-        </w:tblPrEx>
         <w:tc>
           <w:tcPr>
             <w:tcW w:w="700" w:type="dxa"/>
@@ -19166,12 +19136,6 @@
         </w:tc>
       </w:tr>
       <w:tr>
-        <w:tblPrEx>
-          <w:tblCellMar>
-            <w:top w:w="0" w:type="dxa"/>
-            <w:bottom w:w="0" w:type="dxa"/>
-          </w:tblCellMar>
-        </w:tblPrEx>
         <w:tc>
           <w:tcPr>
             <w:tcW w:w="700" w:type="dxa"/>
@@ -21148,12 +21112,6 @@
         <w:gridCol w:w="3400"/>
       </w:tblGrid>
       <w:tr>
-        <w:tblPrEx>
-          <w:tblCellMar>
-            <w:top w:w="0" w:type="dxa"/>
-            <w:bottom w:w="0" w:type="dxa"/>
-          </w:tblCellMar>
-        </w:tblPrEx>
         <w:trPr>
           <w:tblHeader/>
         </w:trPr>
@@ -21260,12 +21218,6 @@
         </w:tc>
       </w:tr>
       <w:tr>
-        <w:tblPrEx>
-          <w:tblCellMar>
-            <w:top w:w="0" w:type="dxa"/>
-            <w:bottom w:w="0" w:type="dxa"/>
-          </w:tblCellMar>
-        </w:tblPrEx>
         <w:tc>
           <w:tcPr>
             <w:tcW w:w="1600" w:type="dxa"/>
@@ -21358,12 +21310,6 @@
         </w:tc>
       </w:tr>
       <w:tr>
-        <w:tblPrEx>
-          <w:tblCellMar>
-            <w:top w:w="0" w:type="dxa"/>
-            <w:bottom w:w="0" w:type="dxa"/>
-          </w:tblCellMar>
-        </w:tblPrEx>
         <w:tc>
           <w:tcPr>
             <w:tcW w:w="1600" w:type="dxa"/>
@@ -21458,12 +21404,6 @@
         </w:tc>
       </w:tr>
       <w:tr>
-        <w:tblPrEx>
-          <w:tblCellMar>
-            <w:top w:w="0" w:type="dxa"/>
-            <w:bottom w:w="0" w:type="dxa"/>
-          </w:tblCellMar>
-        </w:tblPrEx>
         <w:tc>
           <w:tcPr>
             <w:tcW w:w="1600" w:type="dxa"/>
@@ -21554,12 +21494,6 @@
         </w:tc>
       </w:tr>
       <w:tr>
-        <w:tblPrEx>
-          <w:tblCellMar>
-            <w:top w:w="0" w:type="dxa"/>
-            <w:bottom w:w="0" w:type="dxa"/>
-          </w:tblCellMar>
-        </w:tblPrEx>
         <w:tc>
           <w:tcPr>
             <w:tcW w:w="1600" w:type="dxa"/>
@@ -21654,12 +21588,6 @@
         </w:tc>
       </w:tr>
       <w:tr>
-        <w:tblPrEx>
-          <w:tblCellMar>
-            <w:top w:w="0" w:type="dxa"/>
-            <w:bottom w:w="0" w:type="dxa"/>
-          </w:tblCellMar>
-        </w:tblPrEx>
         <w:tc>
           <w:tcPr>
             <w:tcW w:w="1600" w:type="dxa"/>
@@ -21750,12 +21678,6 @@
         </w:tc>
       </w:tr>
       <w:tr>
-        <w:tblPrEx>
-          <w:tblCellMar>
-            <w:top w:w="0" w:type="dxa"/>
-            <w:bottom w:w="0" w:type="dxa"/>
-          </w:tblCellMar>
-        </w:tblPrEx>
         <w:tc>
           <w:tcPr>
             <w:tcW w:w="1600" w:type="dxa"/>
@@ -21850,12 +21772,6 @@
         </w:tc>
       </w:tr>
       <w:tr>
-        <w:tblPrEx>
-          <w:tblCellMar>
-            <w:top w:w="0" w:type="dxa"/>
-            <w:bottom w:w="0" w:type="dxa"/>
-          </w:tblCellMar>
-        </w:tblPrEx>
         <w:tc>
           <w:tcPr>
             <w:tcW w:w="1600" w:type="dxa"/>
@@ -21946,12 +21862,6 @@
         </w:tc>
       </w:tr>
       <w:tr>
-        <w:tblPrEx>
-          <w:tblCellMar>
-            <w:top w:w="0" w:type="dxa"/>
-            <w:bottom w:w="0" w:type="dxa"/>
-          </w:tblCellMar>
-        </w:tblPrEx>
         <w:tc>
           <w:tcPr>
             <w:tcW w:w="1600" w:type="dxa"/>
@@ -22046,12 +21956,6 @@
         </w:tc>
       </w:tr>
       <w:tr>
-        <w:tblPrEx>
-          <w:tblCellMar>
-            <w:top w:w="0" w:type="dxa"/>
-            <w:bottom w:w="0" w:type="dxa"/>
-          </w:tblCellMar>
-        </w:tblPrEx>
         <w:tc>
           <w:tcPr>
             <w:tcW w:w="1600" w:type="dxa"/>
@@ -22179,12 +22083,6 @@
         <w:gridCol w:w="5800"/>
       </w:tblGrid>
       <w:tr>
-        <w:tblPrEx>
-          <w:tblCellMar>
-            <w:top w:w="0" w:type="dxa"/>
-            <w:bottom w:w="0" w:type="dxa"/>
-          </w:tblCellMar>
-        </w:tblPrEx>
         <w:trPr>
           <w:tblHeader/>
         </w:trPr>
@@ -22240,12 +22138,6 @@
         </w:tc>
       </w:tr>
       <w:tr>
-        <w:tblPrEx>
-          <w:tblCellMar>
-            <w:top w:w="0" w:type="dxa"/>
-            <w:bottom w:w="0" w:type="dxa"/>
-          </w:tblCellMar>
-        </w:tblPrEx>
         <w:tc>
           <w:tcPr>
             <w:tcW w:w="3200" w:type="dxa"/>
@@ -22302,12 +22194,6 @@
         </w:tc>
       </w:tr>
       <w:tr>
-        <w:tblPrEx>
-          <w:tblCellMar>
-            <w:top w:w="0" w:type="dxa"/>
-            <w:bottom w:w="0" w:type="dxa"/>
-          </w:tblCellMar>
-        </w:tblPrEx>
         <w:tc>
           <w:tcPr>
             <w:tcW w:w="3200" w:type="dxa"/>
@@ -22394,12 +22280,6 @@
         </w:tc>
       </w:tr>
       <w:tr>
-        <w:tblPrEx>
-          <w:tblCellMar>
-            <w:top w:w="0" w:type="dxa"/>
-            <w:bottom w:w="0" w:type="dxa"/>
-          </w:tblCellMar>
-        </w:tblPrEx>
         <w:tc>
           <w:tcPr>
             <w:tcW w:w="3200" w:type="dxa"/>
@@ -22446,12 +22326,6 @@
         </w:tc>
       </w:tr>
       <w:tr>
-        <w:tblPrEx>
-          <w:tblCellMar>
-            <w:top w:w="0" w:type="dxa"/>
-            <w:bottom w:w="0" w:type="dxa"/>
-          </w:tblCellMar>
-        </w:tblPrEx>
         <w:tc>
           <w:tcPr>
             <w:tcW w:w="3200" w:type="dxa"/>
@@ -22546,12 +22420,6 @@
         </w:tc>
       </w:tr>
       <w:tr>
-        <w:tblPrEx>
-          <w:tblCellMar>
-            <w:top w:w="0" w:type="dxa"/>
-            <w:bottom w:w="0" w:type="dxa"/>
-          </w:tblCellMar>
-        </w:tblPrEx>
         <w:tc>
           <w:tcPr>
             <w:tcW w:w="3200" w:type="dxa"/>
@@ -22636,12 +22504,6 @@
         </w:tc>
       </w:tr>
       <w:tr>
-        <w:tblPrEx>
-          <w:tblCellMar>
-            <w:top w:w="0" w:type="dxa"/>
-            <w:bottom w:w="0" w:type="dxa"/>
-          </w:tblCellMar>
-        </w:tblPrEx>
         <w:tc>
           <w:tcPr>
             <w:tcW w:w="3200" w:type="dxa"/>
@@ -22710,12 +22572,6 @@
         </w:tc>
       </w:tr>
       <w:tr>
-        <w:tblPrEx>
-          <w:tblCellMar>
-            <w:top w:w="0" w:type="dxa"/>
-            <w:bottom w:w="0" w:type="dxa"/>
-          </w:tblCellMar>
-        </w:tblPrEx>
         <w:tc>
           <w:tcPr>
             <w:tcW w:w="3200" w:type="dxa"/>
@@ -22836,12 +22692,6 @@
         </w:tc>
       </w:tr>
       <w:tr>
-        <w:tblPrEx>
-          <w:tblCellMar>
-            <w:top w:w="0" w:type="dxa"/>
-            <w:bottom w:w="0" w:type="dxa"/>
-          </w:tblCellMar>
-        </w:tblPrEx>
         <w:tc>
           <w:tcPr>
             <w:tcW w:w="3200" w:type="dxa"/>
@@ -22910,12 +22760,6 @@
         </w:tc>
       </w:tr>
       <w:tr>
-        <w:tblPrEx>
-          <w:tblCellMar>
-            <w:top w:w="0" w:type="dxa"/>
-            <w:bottom w:w="0" w:type="dxa"/>
-          </w:tblCellMar>
-        </w:tblPrEx>
         <w:tc>
           <w:tcPr>
             <w:tcW w:w="3200" w:type="dxa"/>
@@ -23727,6 +23571,9 @@
         <w:t xml:space="preserve"> </w:t>
       </w:r>
       <w:r>
+        <w:rPr>
+          <w:noProof/>
+        </w:rPr>
         <w:drawing>
           <wp:inline distT="0" distB="0" distL="0" distR="0" wp14:anchorId="21D1367C" wp14:editId="5447E7A4">
             <wp:extent cx="6172200" cy="3673475"/>
@@ -23745,7 +23592,7 @@
                     </pic:cNvPicPr>
                   </pic:nvPicPr>
                   <pic:blipFill>
-                    <a:blip r:embed="rId18" cstate="print">
+                    <a:blip r:embed="rId20" cstate="print">
                       <a:extLst>
                         <a:ext uri="{28A0092B-C50C-407E-A947-70E740481C1C}">
                           <a14:useLocalDpi xmlns:a14="http://schemas.microsoft.com/office/drawing/2010/main" val="0"/>
@@ -23884,12 +23731,6 @@
         <w:gridCol w:w="5200"/>
       </w:tblGrid>
       <w:tr>
-        <w:tblPrEx>
-          <w:tblCellMar>
-            <w:top w:w="0" w:type="dxa"/>
-            <w:bottom w:w="0" w:type="dxa"/>
-          </w:tblCellMar>
-        </w:tblPrEx>
         <w:trPr>
           <w:tblHeader/>
         </w:trPr>
@@ -23945,12 +23786,6 @@
         </w:tc>
       </w:tr>
       <w:tr>
-        <w:tblPrEx>
-          <w:tblCellMar>
-            <w:top w:w="0" w:type="dxa"/>
-            <w:bottom w:w="0" w:type="dxa"/>
-          </w:tblCellMar>
-        </w:tblPrEx>
         <w:tc>
           <w:tcPr>
             <w:tcW w:w="3800" w:type="dxa"/>
@@ -24045,12 +23880,6 @@
         </w:tc>
       </w:tr>
       <w:tr>
-        <w:tblPrEx>
-          <w:tblCellMar>
-            <w:top w:w="0" w:type="dxa"/>
-            <w:bottom w:w="0" w:type="dxa"/>
-          </w:tblCellMar>
-        </w:tblPrEx>
         <w:tc>
           <w:tcPr>
             <w:tcW w:w="3800" w:type="dxa"/>
@@ -24191,12 +24020,6 @@
         </w:tc>
       </w:tr>
       <w:tr>
-        <w:tblPrEx>
-          <w:tblCellMar>
-            <w:top w:w="0" w:type="dxa"/>
-            <w:bottom w:w="0" w:type="dxa"/>
-          </w:tblCellMar>
-        </w:tblPrEx>
         <w:tc>
           <w:tcPr>
             <w:tcW w:w="3800" w:type="dxa"/>
@@ -24243,12 +24066,6 @@
         </w:tc>
       </w:tr>
       <w:tr>
-        <w:tblPrEx>
-          <w:tblCellMar>
-            <w:top w:w="0" w:type="dxa"/>
-            <w:bottom w:w="0" w:type="dxa"/>
-          </w:tblCellMar>
-        </w:tblPrEx>
         <w:tc>
           <w:tcPr>
             <w:tcW w:w="3800" w:type="dxa"/>
@@ -24297,12 +24114,6 @@
         </w:tc>
       </w:tr>
       <w:tr>
-        <w:tblPrEx>
-          <w:tblCellMar>
-            <w:top w:w="0" w:type="dxa"/>
-            <w:bottom w:w="0" w:type="dxa"/>
-          </w:tblCellMar>
-        </w:tblPrEx>
         <w:tc>
           <w:tcPr>
             <w:tcW w:w="3800" w:type="dxa"/>
@@ -24349,12 +24160,6 @@
         </w:tc>
       </w:tr>
       <w:tr>
-        <w:tblPrEx>
-          <w:tblCellMar>
-            <w:top w:w="0" w:type="dxa"/>
-            <w:bottom w:w="0" w:type="dxa"/>
-          </w:tblCellMar>
-        </w:tblPrEx>
         <w:tc>
           <w:tcPr>
             <w:tcW w:w="3800" w:type="dxa"/>
@@ -24403,12 +24208,6 @@
         </w:tc>
       </w:tr>
       <w:tr>
-        <w:tblPrEx>
-          <w:tblCellMar>
-            <w:top w:w="0" w:type="dxa"/>
-            <w:bottom w:w="0" w:type="dxa"/>
-          </w:tblCellMar>
-        </w:tblPrEx>
         <w:tc>
           <w:tcPr>
             <w:tcW w:w="3800" w:type="dxa"/>
@@ -24455,12 +24254,6 @@
         </w:tc>
       </w:tr>
       <w:tr>
-        <w:tblPrEx>
-          <w:tblCellMar>
-            <w:top w:w="0" w:type="dxa"/>
-            <w:bottom w:w="0" w:type="dxa"/>
-          </w:tblCellMar>
-        </w:tblPrEx>
         <w:tc>
           <w:tcPr>
             <w:tcW w:w="3800" w:type="dxa"/>
@@ -24509,12 +24302,6 @@
         </w:tc>
       </w:tr>
       <w:tr>
-        <w:tblPrEx>
-          <w:tblCellMar>
-            <w:top w:w="0" w:type="dxa"/>
-            <w:bottom w:w="0" w:type="dxa"/>
-          </w:tblCellMar>
-        </w:tblPrEx>
         <w:tc>
           <w:tcPr>
             <w:tcW w:w="3800" w:type="dxa"/>
@@ -24562,12 +24349,6 @@
         </w:tc>
       </w:tr>
       <w:tr>
-        <w:tblPrEx>
-          <w:tblCellMar>
-            <w:top w:w="0" w:type="dxa"/>
-            <w:bottom w:w="0" w:type="dxa"/>
-          </w:tblCellMar>
-        </w:tblPrEx>
         <w:tc>
           <w:tcPr>
             <w:tcW w:w="3800" w:type="dxa"/>
@@ -24616,12 +24397,6 @@
         </w:tc>
       </w:tr>
       <w:tr>
-        <w:tblPrEx>
-          <w:tblCellMar>
-            <w:top w:w="0" w:type="dxa"/>
-            <w:bottom w:w="0" w:type="dxa"/>
-          </w:tblCellMar>
-        </w:tblPrEx>
         <w:tc>
           <w:tcPr>
             <w:tcW w:w="9000" w:type="dxa"/>
@@ -24806,12 +24581,6 @@
         <w:gridCol w:w="1800"/>
       </w:tblGrid>
       <w:tr>
-        <w:tblPrEx>
-          <w:tblCellMar>
-            <w:top w:w="0" w:type="dxa"/>
-            <w:bottom w:w="0" w:type="dxa"/>
-          </w:tblCellMar>
-        </w:tblPrEx>
         <w:trPr>
           <w:tblHeader/>
         </w:trPr>
@@ -24917,12 +24686,6 @@
         </w:tc>
       </w:tr>
       <w:tr>
-        <w:tblPrEx>
-          <w:tblCellMar>
-            <w:top w:w="0" w:type="dxa"/>
-            <w:bottom w:w="0" w:type="dxa"/>
-          </w:tblCellMar>
-        </w:tblPrEx>
         <w:tc>
           <w:tcPr>
             <w:tcW w:w="2400" w:type="dxa"/>
@@ -25013,12 +24776,6 @@
         </w:tc>
       </w:tr>
       <w:tr>
-        <w:tblPrEx>
-          <w:tblCellMar>
-            <w:top w:w="0" w:type="dxa"/>
-            <w:bottom w:w="0" w:type="dxa"/>
-          </w:tblCellMar>
-        </w:tblPrEx>
         <w:tc>
           <w:tcPr>
             <w:tcW w:w="2400" w:type="dxa"/>
@@ -25113,12 +24870,6 @@
         </w:tc>
       </w:tr>
       <w:tr>
-        <w:tblPrEx>
-          <w:tblCellMar>
-            <w:top w:w="0" w:type="dxa"/>
-            <w:bottom w:w="0" w:type="dxa"/>
-          </w:tblCellMar>
-        </w:tblPrEx>
         <w:tc>
           <w:tcPr>
             <w:tcW w:w="2400" w:type="dxa"/>
@@ -25219,12 +24970,6 @@
         </w:tc>
       </w:tr>
       <w:tr>
-        <w:tblPrEx>
-          <w:tblCellMar>
-            <w:top w:w="0" w:type="dxa"/>
-            <w:bottom w:w="0" w:type="dxa"/>
-          </w:tblCellMar>
-        </w:tblPrEx>
         <w:tc>
           <w:tcPr>
             <w:tcW w:w="2400" w:type="dxa"/>
@@ -25329,12 +25074,6 @@
         </w:tc>
       </w:tr>
       <w:tr>
-        <w:tblPrEx>
-          <w:tblCellMar>
-            <w:top w:w="0" w:type="dxa"/>
-            <w:bottom w:w="0" w:type="dxa"/>
-          </w:tblCellMar>
-        </w:tblPrEx>
         <w:tc>
           <w:tcPr>
             <w:tcW w:w="2400" w:type="dxa"/>
@@ -25499,12 +25238,6 @@
         <w:gridCol w:w="3000"/>
       </w:tblGrid>
       <w:tr>
-        <w:tblPrEx>
-          <w:tblCellMar>
-            <w:top w:w="0" w:type="dxa"/>
-            <w:bottom w:w="0" w:type="dxa"/>
-          </w:tblCellMar>
-        </w:tblPrEx>
         <w:trPr>
           <w:tblHeader/>
         </w:trPr>
@@ -25586,12 +25319,6 @@
         </w:tc>
       </w:tr>
       <w:tr>
-        <w:tblPrEx>
-          <w:tblCellMar>
-            <w:top w:w="0" w:type="dxa"/>
-            <w:bottom w:w="0" w:type="dxa"/>
-          </w:tblCellMar>
-        </w:tblPrEx>
         <w:tc>
           <w:tcPr>
             <w:tcW w:w="3000" w:type="dxa"/>
@@ -25660,12 +25387,6 @@
         </w:tc>
       </w:tr>
       <w:tr>
-        <w:tblPrEx>
-          <w:tblCellMar>
-            <w:top w:w="0" w:type="dxa"/>
-            <w:bottom w:w="0" w:type="dxa"/>
-          </w:tblCellMar>
-        </w:tblPrEx>
         <w:tc>
           <w:tcPr>
             <w:tcW w:w="3000" w:type="dxa"/>
@@ -25737,12 +25458,6 @@
         </w:tc>
       </w:tr>
       <w:tr>
-        <w:tblPrEx>
-          <w:tblCellMar>
-            <w:top w:w="0" w:type="dxa"/>
-            <w:bottom w:w="0" w:type="dxa"/>
-          </w:tblCellMar>
-        </w:tblPrEx>
         <w:tc>
           <w:tcPr>
             <w:tcW w:w="3000" w:type="dxa"/>
@@ -25811,12 +25526,6 @@
         </w:tc>
       </w:tr>
       <w:tr>
-        <w:tblPrEx>
-          <w:tblCellMar>
-            <w:top w:w="0" w:type="dxa"/>
-            <w:bottom w:w="0" w:type="dxa"/>
-          </w:tblCellMar>
-        </w:tblPrEx>
         <w:tc>
           <w:tcPr>
             <w:tcW w:w="3000" w:type="dxa"/>
@@ -25932,6 +25641,7 @@
         <w:rPr>
           <w:i/>
           <w:iCs/>
+          <w:noProof/>
           <w:color w:val="595959"/>
           <w:sz w:val="20"/>
           <w:szCs w:val="20"/>
@@ -25954,7 +25664,7 @@
                     </pic:cNvPicPr>
                   </pic:nvPicPr>
                   <pic:blipFill>
-                    <a:blip r:embed="rId19" cstate="print">
+                    <a:blip r:embed="rId21" cstate="print">
                       <a:extLst>
                         <a:ext uri="{28A0092B-C50C-407E-A947-70E740481C1C}">
                           <a14:useLocalDpi xmlns:a14="http://schemas.microsoft.com/office/drawing/2010/main" val="0"/>
@@ -26046,6 +25756,7 @@
         <w:rPr>
           <w:i/>
           <w:iCs/>
+          <w:noProof/>
           <w:color w:val="595959"/>
           <w:sz w:val="20"/>
           <w:szCs w:val="20"/>
@@ -26069,7 +25780,7 @@
                     </pic:cNvPicPr>
                   </pic:nvPicPr>
                   <pic:blipFill>
-                    <a:blip r:embed="rId20" cstate="print">
+                    <a:blip r:embed="rId22" cstate="print">
                       <a:extLst>
                         <a:ext uri="{28A0092B-C50C-407E-A947-70E740481C1C}">
                           <a14:useLocalDpi xmlns:a14="http://schemas.microsoft.com/office/drawing/2010/main" val="0"/>
@@ -26172,6 +25883,9 @@
         <w:spacing w:after="160" w:line="276" w:lineRule="auto"/>
       </w:pPr>
       <w:r>
+        <w:rPr>
+          <w:noProof/>
+        </w:rPr>
         <w:lastRenderedPageBreak/>
         <w:drawing>
           <wp:inline distT="0" distB="0" distL="0" distR="0" wp14:anchorId="0383059C" wp14:editId="562066EB">
@@ -26191,7 +25905,7 @@
                     </pic:cNvPicPr>
                   </pic:nvPicPr>
                   <pic:blipFill>
-                    <a:blip r:embed="rId21" cstate="print">
+                    <a:blip r:embed="rId23" cstate="print">
                       <a:extLst>
                         <a:ext uri="{28A0092B-C50C-407E-A947-70E740481C1C}">
                           <a14:useLocalDpi xmlns:a14="http://schemas.microsoft.com/office/drawing/2010/main" val="0"/>
@@ -26316,6 +26030,7 @@
         <w:rPr>
           <w:i/>
           <w:iCs/>
+          <w:noProof/>
           <w:color w:val="595959"/>
           <w:sz w:val="20"/>
           <w:szCs w:val="20"/>
@@ -26338,7 +26053,7 @@
                     </pic:cNvPicPr>
                   </pic:nvPicPr>
                   <pic:blipFill>
-                    <a:blip r:embed="rId22" cstate="print">
+                    <a:blip r:embed="rId24" cstate="print">
                       <a:extLst>
                         <a:ext uri="{28A0092B-C50C-407E-A947-70E740481C1C}">
                           <a14:useLocalDpi xmlns:a14="http://schemas.microsoft.com/office/drawing/2010/main" val="0"/>
@@ -26449,6 +26164,7 @@
         <w:rPr>
           <w:i/>
           <w:iCs/>
+          <w:noProof/>
           <w:color w:val="595959"/>
           <w:sz w:val="20"/>
           <w:szCs w:val="20"/>
@@ -26471,7 +26187,7 @@
                     </pic:cNvPicPr>
                   </pic:nvPicPr>
                   <pic:blipFill>
-                    <a:blip r:embed="rId23" cstate="print">
+                    <a:blip r:embed="rId25" cstate="print">
                       <a:extLst>
                         <a:ext uri="{28A0092B-C50C-407E-A947-70E740481C1C}">
                           <a14:useLocalDpi xmlns:a14="http://schemas.microsoft.com/office/drawing/2010/main" val="0"/>
@@ -26620,12 +26336,6 @@
         <w:gridCol w:w="4600"/>
       </w:tblGrid>
       <w:tr>
-        <w:tblPrEx>
-          <w:tblCellMar>
-            <w:top w:w="0" w:type="dxa"/>
-            <w:bottom w:w="0" w:type="dxa"/>
-          </w:tblCellMar>
-        </w:tblPrEx>
         <w:trPr>
           <w:tblHeader/>
         </w:trPr>
@@ -26682,12 +26392,6 @@
         </w:tc>
       </w:tr>
       <w:tr>
-        <w:tblPrEx>
-          <w:tblCellMar>
-            <w:top w:w="0" w:type="dxa"/>
-            <w:bottom w:w="0" w:type="dxa"/>
-          </w:tblCellMar>
-        </w:tblPrEx>
         <w:tc>
           <w:tcPr>
             <w:tcW w:w="4400" w:type="dxa"/>
@@ -26734,12 +26438,6 @@
         </w:tc>
       </w:tr>
       <w:tr>
-        <w:tblPrEx>
-          <w:tblCellMar>
-            <w:top w:w="0" w:type="dxa"/>
-            <w:bottom w:w="0" w:type="dxa"/>
-          </w:tblCellMar>
-        </w:tblPrEx>
         <w:tc>
           <w:tcPr>
             <w:tcW w:w="4400" w:type="dxa"/>
@@ -26788,12 +26486,6 @@
         </w:tc>
       </w:tr>
       <w:tr>
-        <w:tblPrEx>
-          <w:tblCellMar>
-            <w:top w:w="0" w:type="dxa"/>
-            <w:bottom w:w="0" w:type="dxa"/>
-          </w:tblCellMar>
-        </w:tblPrEx>
         <w:tc>
           <w:tcPr>
             <w:tcW w:w="4400" w:type="dxa"/>
@@ -26840,12 +26532,6 @@
         </w:tc>
       </w:tr>
       <w:tr>
-        <w:tblPrEx>
-          <w:tblCellMar>
-            <w:top w:w="0" w:type="dxa"/>
-            <w:bottom w:w="0" w:type="dxa"/>
-          </w:tblCellMar>
-        </w:tblPrEx>
         <w:tc>
           <w:tcPr>
             <w:tcW w:w="4400" w:type="dxa"/>
@@ -26894,12 +26580,6 @@
         </w:tc>
       </w:tr>
       <w:tr>
-        <w:tblPrEx>
-          <w:tblCellMar>
-            <w:top w:w="0" w:type="dxa"/>
-            <w:bottom w:w="0" w:type="dxa"/>
-          </w:tblCellMar>
-        </w:tblPrEx>
         <w:tc>
           <w:tcPr>
             <w:tcW w:w="4400" w:type="dxa"/>
@@ -26946,12 +26626,6 @@
         </w:tc>
       </w:tr>
       <w:tr>
-        <w:tblPrEx>
-          <w:tblCellMar>
-            <w:top w:w="0" w:type="dxa"/>
-            <w:bottom w:w="0" w:type="dxa"/>
-          </w:tblCellMar>
-        </w:tblPrEx>
         <w:tc>
           <w:tcPr>
             <w:tcW w:w="4400" w:type="dxa"/>
@@ -27000,12 +26674,6 @@
         </w:tc>
       </w:tr>
       <w:tr>
-        <w:tblPrEx>
-          <w:tblCellMar>
-            <w:top w:w="0" w:type="dxa"/>
-            <w:bottom w:w="0" w:type="dxa"/>
-          </w:tblCellMar>
-        </w:tblPrEx>
         <w:tc>
           <w:tcPr>
             <w:tcW w:w="4400" w:type="dxa"/>
@@ -27052,12 +26720,6 @@
         </w:tc>
       </w:tr>
       <w:tr>
-        <w:tblPrEx>
-          <w:tblCellMar>
-            <w:top w:w="0" w:type="dxa"/>
-            <w:bottom w:w="0" w:type="dxa"/>
-          </w:tblCellMar>
-        </w:tblPrEx>
         <w:tc>
           <w:tcPr>
             <w:tcW w:w="4400" w:type="dxa"/>
@@ -27106,12 +26768,6 @@
         </w:tc>
       </w:tr>
       <w:tr>
-        <w:tblPrEx>
-          <w:tblCellMar>
-            <w:top w:w="0" w:type="dxa"/>
-            <w:bottom w:w="0" w:type="dxa"/>
-          </w:tblCellMar>
-        </w:tblPrEx>
         <w:tc>
           <w:tcPr>
             <w:tcW w:w="4400" w:type="dxa"/>
@@ -27158,12 +26814,6 @@
         </w:tc>
       </w:tr>
       <w:tr>
-        <w:tblPrEx>
-          <w:tblCellMar>
-            <w:top w:w="0" w:type="dxa"/>
-            <w:bottom w:w="0" w:type="dxa"/>
-          </w:tblCellMar>
-        </w:tblPrEx>
         <w:tc>
           <w:tcPr>
             <w:tcW w:w="4400" w:type="dxa"/>
@@ -27212,12 +26862,6 @@
         </w:tc>
       </w:tr>
       <w:tr>
-        <w:tblPrEx>
-          <w:tblCellMar>
-            <w:top w:w="0" w:type="dxa"/>
-            <w:bottom w:w="0" w:type="dxa"/>
-          </w:tblCellMar>
-        </w:tblPrEx>
         <w:tc>
           <w:tcPr>
             <w:tcW w:w="4400" w:type="dxa"/>
@@ -27264,12 +26908,6 @@
         </w:tc>
       </w:tr>
       <w:tr>
-        <w:tblPrEx>
-          <w:tblCellMar>
-            <w:top w:w="0" w:type="dxa"/>
-            <w:bottom w:w="0" w:type="dxa"/>
-          </w:tblCellMar>
-        </w:tblPrEx>
         <w:tc>
           <w:tcPr>
             <w:tcW w:w="4400" w:type="dxa"/>
@@ -27318,12 +26956,6 @@
         </w:tc>
       </w:tr>
       <w:tr>
-        <w:tblPrEx>
-          <w:tblCellMar>
-            <w:top w:w="0" w:type="dxa"/>
-            <w:bottom w:w="0" w:type="dxa"/>
-          </w:tblCellMar>
-        </w:tblPrEx>
         <w:tc>
           <w:tcPr>
             <w:tcW w:w="4400" w:type="dxa"/>
@@ -28207,12 +27839,6 @@
         <w:gridCol w:w="6400"/>
       </w:tblGrid>
       <w:tr>
-        <w:tblPrEx>
-          <w:tblCellMar>
-            <w:top w:w="0" w:type="dxa"/>
-            <w:bottom w:w="0" w:type="dxa"/>
-          </w:tblCellMar>
-        </w:tblPrEx>
         <w:trPr>
           <w:tblHeader/>
         </w:trPr>
@@ -28268,12 +27894,6 @@
         </w:tc>
       </w:tr>
       <w:tr>
-        <w:tblPrEx>
-          <w:tblCellMar>
-            <w:top w:w="0" w:type="dxa"/>
-            <w:bottom w:w="0" w:type="dxa"/>
-          </w:tblCellMar>
-        </w:tblPrEx>
         <w:tc>
           <w:tcPr>
             <w:tcW w:w="2600" w:type="dxa"/>
@@ -28320,12 +27940,6 @@
         </w:tc>
       </w:tr>
       <w:tr>
-        <w:tblPrEx>
-          <w:tblCellMar>
-            <w:top w:w="0" w:type="dxa"/>
-            <w:bottom w:w="0" w:type="dxa"/>
-          </w:tblCellMar>
-        </w:tblPrEx>
         <w:tc>
           <w:tcPr>
             <w:tcW w:w="2600" w:type="dxa"/>
@@ -28374,12 +27988,6 @@
         </w:tc>
       </w:tr>
       <w:tr>
-        <w:tblPrEx>
-          <w:tblCellMar>
-            <w:top w:w="0" w:type="dxa"/>
-            <w:bottom w:w="0" w:type="dxa"/>
-          </w:tblCellMar>
-        </w:tblPrEx>
         <w:tc>
           <w:tcPr>
             <w:tcW w:w="2600" w:type="dxa"/>
@@ -28426,12 +28034,6 @@
         </w:tc>
       </w:tr>
       <w:tr>
-        <w:tblPrEx>
-          <w:tblCellMar>
-            <w:top w:w="0" w:type="dxa"/>
-            <w:bottom w:w="0" w:type="dxa"/>
-          </w:tblCellMar>
-        </w:tblPrEx>
         <w:tc>
           <w:tcPr>
             <w:tcW w:w="2600" w:type="dxa"/>
@@ -28480,12 +28082,6 @@
         </w:tc>
       </w:tr>
       <w:tr>
-        <w:tblPrEx>
-          <w:tblCellMar>
-            <w:top w:w="0" w:type="dxa"/>
-            <w:bottom w:w="0" w:type="dxa"/>
-          </w:tblCellMar>
-        </w:tblPrEx>
         <w:tc>
           <w:tcPr>
             <w:tcW w:w="2600" w:type="dxa"/>
@@ -28532,12 +28128,6 @@
         </w:tc>
       </w:tr>
       <w:tr>
-        <w:tblPrEx>
-          <w:tblCellMar>
-            <w:top w:w="0" w:type="dxa"/>
-            <w:bottom w:w="0" w:type="dxa"/>
-          </w:tblCellMar>
-        </w:tblPrEx>
         <w:tc>
           <w:tcPr>
             <w:tcW w:w="2600" w:type="dxa"/>
@@ -28586,12 +28176,6 @@
         </w:tc>
       </w:tr>
       <w:tr>
-        <w:tblPrEx>
-          <w:tblCellMar>
-            <w:top w:w="0" w:type="dxa"/>
-            <w:bottom w:w="0" w:type="dxa"/>
-          </w:tblCellMar>
-        </w:tblPrEx>
         <w:tc>
           <w:tcPr>
             <w:tcW w:w="2600" w:type="dxa"/>
@@ -28638,12 +28222,6 @@
         </w:tc>
       </w:tr>
       <w:tr>
-        <w:tblPrEx>
-          <w:tblCellMar>
-            <w:top w:w="0" w:type="dxa"/>
-            <w:bottom w:w="0" w:type="dxa"/>
-          </w:tblCellMar>
-        </w:tblPrEx>
         <w:tc>
           <w:tcPr>
             <w:tcW w:w="2600" w:type="dxa"/>
@@ -36554,6 +36132,9 @@
         <w:t xml:space="preserve"> </w:t>
       </w:r>
       <w:r>
+        <w:rPr>
+          <w:noProof/>
+        </w:rPr>
         <w:drawing>
           <wp:inline distT="0" distB="0" distL="0" distR="0" wp14:anchorId="000033A4" wp14:editId="41E4284E">
             <wp:extent cx="6172200" cy="4060825"/>
@@ -36572,7 +36153,7 @@
                     </pic:cNvPicPr>
                   </pic:nvPicPr>
                   <pic:blipFill>
-                    <a:blip r:embed="rId24" cstate="print">
+                    <a:blip r:embed="rId26" cstate="print">
                       <a:extLst>
                         <a:ext uri="{28A0092B-C50C-407E-A947-70E740481C1C}">
                           <a14:useLocalDpi xmlns:a14="http://schemas.microsoft.com/office/drawing/2010/main" val="0"/>
@@ -38914,12 +38495,6 @@
         <w:gridCol w:w="1600"/>
       </w:tblGrid>
       <w:tr>
-        <w:tblPrEx>
-          <w:tblCellMar>
-            <w:top w:w="0" w:type="dxa"/>
-            <w:bottom w:w="0" w:type="dxa"/>
-          </w:tblCellMar>
-        </w:tblPrEx>
         <w:trPr>
           <w:tblHeader/>
         </w:trPr>
@@ -39050,12 +38625,6 @@
         </w:tc>
       </w:tr>
       <w:tr>
-        <w:tblPrEx>
-          <w:tblCellMar>
-            <w:top w:w="0" w:type="dxa"/>
-            <w:bottom w:w="0" w:type="dxa"/>
-          </w:tblCellMar>
-        </w:tblPrEx>
         <w:tc>
           <w:tcPr>
             <w:tcW w:w="2600" w:type="dxa"/>
@@ -39168,12 +38737,6 @@
         </w:tc>
       </w:tr>
       <w:tr>
-        <w:tblPrEx>
-          <w:tblCellMar>
-            <w:top w:w="0" w:type="dxa"/>
-            <w:bottom w:w="0" w:type="dxa"/>
-          </w:tblCellMar>
-        </w:tblPrEx>
         <w:tc>
           <w:tcPr>
             <w:tcW w:w="2600" w:type="dxa"/>
@@ -39291,12 +38854,6 @@
         </w:tc>
       </w:tr>
       <w:tr>
-        <w:tblPrEx>
-          <w:tblCellMar>
-            <w:top w:w="0" w:type="dxa"/>
-            <w:bottom w:w="0" w:type="dxa"/>
-          </w:tblCellMar>
-        </w:tblPrEx>
         <w:tc>
           <w:tcPr>
             <w:tcW w:w="2600" w:type="dxa"/>
@@ -39409,12 +38966,6 @@
         </w:tc>
       </w:tr>
       <w:tr>
-        <w:tblPrEx>
-          <w:tblCellMar>
-            <w:top w:w="0" w:type="dxa"/>
-            <w:bottom w:w="0" w:type="dxa"/>
-          </w:tblCellMar>
-        </w:tblPrEx>
         <w:tc>
           <w:tcPr>
             <w:tcW w:w="2600" w:type="dxa"/>
@@ -39572,12 +39123,6 @@
         <w:gridCol w:w="1400"/>
       </w:tblGrid>
       <w:tr>
-        <w:tblPrEx>
-          <w:tblCellMar>
-            <w:top w:w="0" w:type="dxa"/>
-            <w:bottom w:w="0" w:type="dxa"/>
-          </w:tblCellMar>
-        </w:tblPrEx>
         <w:trPr>
           <w:tblHeader/>
         </w:trPr>
@@ -39708,12 +39253,6 @@
         </w:tc>
       </w:tr>
       <w:tr>
-        <w:tblPrEx>
-          <w:tblCellMar>
-            <w:top w:w="0" w:type="dxa"/>
-            <w:bottom w:w="0" w:type="dxa"/>
-          </w:tblCellMar>
-        </w:tblPrEx>
         <w:tc>
           <w:tcPr>
             <w:tcW w:w="2400" w:type="dxa"/>
@@ -39826,12 +39365,6 @@
         </w:tc>
       </w:tr>
       <w:tr>
-        <w:tblPrEx>
-          <w:tblCellMar>
-            <w:top w:w="0" w:type="dxa"/>
-            <w:bottom w:w="0" w:type="dxa"/>
-          </w:tblCellMar>
-        </w:tblPrEx>
         <w:tc>
           <w:tcPr>
             <w:tcW w:w="2400" w:type="dxa"/>
@@ -39949,12 +39482,6 @@
         </w:tc>
       </w:tr>
       <w:tr>
-        <w:tblPrEx>
-          <w:tblCellMar>
-            <w:top w:w="0" w:type="dxa"/>
-            <w:bottom w:w="0" w:type="dxa"/>
-          </w:tblCellMar>
-        </w:tblPrEx>
         <w:tc>
           <w:tcPr>
             <w:tcW w:w="2400" w:type="dxa"/>
@@ -40154,12 +39681,6 @@
         <w:gridCol w:w="2200"/>
       </w:tblGrid>
       <w:tr>
-        <w:tblPrEx>
-          <w:tblCellMar>
-            <w:top w:w="0" w:type="dxa"/>
-            <w:bottom w:w="0" w:type="dxa"/>
-          </w:tblCellMar>
-        </w:tblPrEx>
         <w:trPr>
           <w:tblHeader/>
         </w:trPr>
@@ -40265,12 +39786,6 @@
         </w:tc>
       </w:tr>
       <w:tr>
-        <w:tblPrEx>
-          <w:tblCellMar>
-            <w:top w:w="0" w:type="dxa"/>
-            <w:bottom w:w="0" w:type="dxa"/>
-          </w:tblCellMar>
-        </w:tblPrEx>
         <w:tc>
           <w:tcPr>
             <w:tcW w:w="1400" w:type="dxa"/>
@@ -40361,12 +39876,6 @@
         </w:tc>
       </w:tr>
       <w:tr>
-        <w:tblPrEx>
-          <w:tblCellMar>
-            <w:top w:w="0" w:type="dxa"/>
-            <w:bottom w:w="0" w:type="dxa"/>
-          </w:tblCellMar>
-        </w:tblPrEx>
         <w:tc>
           <w:tcPr>
             <w:tcW w:w="1400" w:type="dxa"/>
@@ -40461,12 +39970,6 @@
         </w:tc>
       </w:tr>
       <w:tr>
-        <w:tblPrEx>
-          <w:tblCellMar>
-            <w:top w:w="0" w:type="dxa"/>
-            <w:bottom w:w="0" w:type="dxa"/>
-          </w:tblCellMar>
-        </w:tblPrEx>
         <w:tc>
           <w:tcPr>
             <w:tcW w:w="1400" w:type="dxa"/>
@@ -40557,12 +40060,6 @@
         </w:tc>
       </w:tr>
       <w:tr>
-        <w:tblPrEx>
-          <w:tblCellMar>
-            <w:top w:w="0" w:type="dxa"/>
-            <w:bottom w:w="0" w:type="dxa"/>
-          </w:tblCellMar>
-        </w:tblPrEx>
         <w:tc>
           <w:tcPr>
             <w:tcW w:w="1400" w:type="dxa"/>
@@ -40657,12 +40154,6 @@
         </w:tc>
       </w:tr>
       <w:tr>
-        <w:tblPrEx>
-          <w:tblCellMar>
-            <w:top w:w="0" w:type="dxa"/>
-            <w:bottom w:w="0" w:type="dxa"/>
-          </w:tblCellMar>
-        </w:tblPrEx>
         <w:tc>
           <w:tcPr>
             <w:tcW w:w="1400" w:type="dxa"/>
@@ -40753,12 +40244,6 @@
         </w:tc>
       </w:tr>
       <w:tr>
-        <w:tblPrEx>
-          <w:tblCellMar>
-            <w:top w:w="0" w:type="dxa"/>
-            <w:bottom w:w="0" w:type="dxa"/>
-          </w:tblCellMar>
-        </w:tblPrEx>
         <w:tc>
           <w:tcPr>
             <w:tcW w:w="1400" w:type="dxa"/>
@@ -40914,12 +40399,6 @@
         <w:gridCol w:w="2400"/>
       </w:tblGrid>
       <w:tr>
-        <w:tblPrEx>
-          <w:tblCellMar>
-            <w:top w:w="0" w:type="dxa"/>
-            <w:bottom w:w="0" w:type="dxa"/>
-          </w:tblCellMar>
-        </w:tblPrEx>
         <w:trPr>
           <w:tblHeader/>
         </w:trPr>
@@ -41025,12 +40504,6 @@
         </w:tc>
       </w:tr>
       <w:tr>
-        <w:tblPrEx>
-          <w:tblCellMar>
-            <w:top w:w="0" w:type="dxa"/>
-            <w:bottom w:w="0" w:type="dxa"/>
-          </w:tblCellMar>
-        </w:tblPrEx>
         <w:tc>
           <w:tcPr>
             <w:tcW w:w="2400" w:type="dxa"/>
@@ -41121,12 +40594,6 @@
         </w:tc>
       </w:tr>
       <w:tr>
-        <w:tblPrEx>
-          <w:tblCellMar>
-            <w:top w:w="0" w:type="dxa"/>
-            <w:bottom w:w="0" w:type="dxa"/>
-          </w:tblCellMar>
-        </w:tblPrEx>
         <w:tc>
           <w:tcPr>
             <w:tcW w:w="2400" w:type="dxa"/>
@@ -41222,12 +40689,6 @@
         </w:tc>
       </w:tr>
       <w:tr>
-        <w:tblPrEx>
-          <w:tblCellMar>
-            <w:top w:w="0" w:type="dxa"/>
-            <w:bottom w:w="0" w:type="dxa"/>
-          </w:tblCellMar>
-        </w:tblPrEx>
         <w:tc>
           <w:tcPr>
             <w:tcW w:w="2400" w:type="dxa"/>
@@ -41318,12 +40779,6 @@
         </w:tc>
       </w:tr>
       <w:tr>
-        <w:tblPrEx>
-          <w:tblCellMar>
-            <w:top w:w="0" w:type="dxa"/>
-            <w:bottom w:w="0" w:type="dxa"/>
-          </w:tblCellMar>
-        </w:tblPrEx>
         <w:tc>
           <w:tcPr>
             <w:tcW w:w="2400" w:type="dxa"/>
@@ -41536,12 +40991,6 @@
         <w:gridCol w:w="400"/>
       </w:tblGrid>
       <w:tr>
-        <w:tblPrEx>
-          <w:tblCellMar>
-            <w:top w:w="0" w:type="dxa"/>
-            <w:bottom w:w="0" w:type="dxa"/>
-          </w:tblCellMar>
-        </w:tblPrEx>
         <w:trPr>
           <w:gridAfter w:val="1"/>
           <w:wAfter w:w="400" w:type="dxa"/>
@@ -41649,12 +41098,6 @@
         </w:tc>
       </w:tr>
       <w:tr>
-        <w:tblPrEx>
-          <w:tblCellMar>
-            <w:top w:w="0" w:type="dxa"/>
-            <w:bottom w:w="0" w:type="dxa"/>
-          </w:tblCellMar>
-        </w:tblPrEx>
         <w:trPr>
           <w:gridAfter w:val="1"/>
           <w:wAfter w:w="400" w:type="dxa"/>
@@ -41749,12 +41192,6 @@
         </w:tc>
       </w:tr>
       <w:tr>
-        <w:tblPrEx>
-          <w:tblCellMar>
-            <w:top w:w="0" w:type="dxa"/>
-            <w:bottom w:w="0" w:type="dxa"/>
-          </w:tblCellMar>
-        </w:tblPrEx>
         <w:trPr>
           <w:gridAfter w:val="1"/>
           <w:wAfter w:w="400" w:type="dxa"/>
@@ -41853,12 +41290,6 @@
         </w:tc>
       </w:tr>
       <w:tr>
-        <w:tblPrEx>
-          <w:tblCellMar>
-            <w:top w:w="0" w:type="dxa"/>
-            <w:bottom w:w="0" w:type="dxa"/>
-          </w:tblCellMar>
-        </w:tblPrEx>
         <w:trPr>
           <w:gridAfter w:val="1"/>
           <w:wAfter w:w="400" w:type="dxa"/>
@@ -41953,12 +41384,6 @@
         </w:tc>
       </w:tr>
       <w:tr>
-        <w:tblPrEx>
-          <w:tblCellMar>
-            <w:top w:w="0" w:type="dxa"/>
-            <w:bottom w:w="0" w:type="dxa"/>
-          </w:tblCellMar>
-        </w:tblPrEx>
         <w:trPr>
           <w:gridAfter w:val="1"/>
           <w:wAfter w:w="400" w:type="dxa"/>
@@ -42057,12 +41482,6 @@
         </w:tc>
       </w:tr>
       <w:tr>
-        <w:tblPrEx>
-          <w:tblCellMar>
-            <w:top w:w="0" w:type="dxa"/>
-            <w:bottom w:w="0" w:type="dxa"/>
-          </w:tblCellMar>
-        </w:tblPrEx>
         <w:trPr>
           <w:gridAfter w:val="1"/>
           <w:wAfter w:w="400" w:type="dxa"/>
@@ -42157,12 +41576,6 @@
         </w:tc>
       </w:tr>
       <w:tr>
-        <w:tblPrEx>
-          <w:tblCellMar>
-            <w:top w:w="0" w:type="dxa"/>
-            <w:bottom w:w="0" w:type="dxa"/>
-          </w:tblCellMar>
-        </w:tblPrEx>
         <w:trPr>
           <w:gridAfter w:val="1"/>
           <w:wAfter w:w="400" w:type="dxa"/>
@@ -42261,12 +41674,6 @@
         </w:tc>
       </w:tr>
       <w:tr>
-        <w:tblPrEx>
-          <w:tblCellMar>
-            <w:top w:w="0" w:type="dxa"/>
-            <w:bottom w:w="0" w:type="dxa"/>
-          </w:tblCellMar>
-        </w:tblPrEx>
         <w:trPr>
           <w:gridAfter w:val="1"/>
           <w:wAfter w:w="400" w:type="dxa"/>
@@ -42361,12 +41768,6 @@
         </w:tc>
       </w:tr>
       <w:tr>
-        <w:tblPrEx>
-          <w:tblCellMar>
-            <w:top w:w="0" w:type="dxa"/>
-            <w:bottom w:w="0" w:type="dxa"/>
-          </w:tblCellMar>
-        </w:tblPrEx>
         <w:trPr>
           <w:gridAfter w:val="1"/>
           <w:wAfter w:w="400" w:type="dxa"/>
@@ -42465,12 +41866,6 @@
         </w:tc>
       </w:tr>
       <w:tr>
-        <w:tblPrEx>
-          <w:tblCellMar>
-            <w:top w:w="0" w:type="dxa"/>
-            <w:bottom w:w="0" w:type="dxa"/>
-          </w:tblCellMar>
-        </w:tblPrEx>
         <w:trPr>
           <w:gridAfter w:val="1"/>
           <w:wAfter w:w="400" w:type="dxa"/>
@@ -42565,12 +41960,6 @@
         </w:tc>
       </w:tr>
       <w:tr>
-        <w:tblPrEx>
-          <w:tblCellMar>
-            <w:top w:w="0" w:type="dxa"/>
-            <w:bottom w:w="0" w:type="dxa"/>
-          </w:tblCellMar>
-        </w:tblPrEx>
         <w:tc>
           <w:tcPr>
             <w:tcW w:w="9000" w:type="dxa"/>
@@ -42744,12 +42133,6 @@
         <w:gridCol w:w="1552"/>
       </w:tblGrid>
       <w:tr>
-        <w:tblPrEx>
-          <w:tblCellMar>
-            <w:top w:w="0" w:type="dxa"/>
-            <w:bottom w:w="0" w:type="dxa"/>
-          </w:tblCellMar>
-        </w:tblPrEx>
         <w:trPr>
           <w:tblHeader/>
         </w:trPr>
@@ -42880,12 +42263,6 @@
         </w:tc>
       </w:tr>
       <w:tr>
-        <w:tblPrEx>
-          <w:tblCellMar>
-            <w:top w:w="0" w:type="dxa"/>
-            <w:bottom w:w="0" w:type="dxa"/>
-          </w:tblCellMar>
-        </w:tblPrEx>
         <w:tc>
           <w:tcPr>
             <w:tcW w:w="3200" w:type="dxa"/>
@@ -43000,12 +42377,6 @@
         </w:tc>
       </w:tr>
       <w:tr>
-        <w:tblPrEx>
-          <w:tblCellMar>
-            <w:top w:w="0" w:type="dxa"/>
-            <w:bottom w:w="0" w:type="dxa"/>
-          </w:tblCellMar>
-        </w:tblPrEx>
         <w:tc>
           <w:tcPr>
             <w:tcW w:w="3200" w:type="dxa"/>
@@ -43714,12 +43085,6 @@
         <w:gridCol w:w="2900"/>
       </w:tblGrid>
       <w:tr>
-        <w:tblPrEx>
-          <w:tblCellMar>
-            <w:top w:w="0" w:type="dxa"/>
-            <w:bottom w:w="0" w:type="dxa"/>
-          </w:tblCellMar>
-        </w:tblPrEx>
         <w:trPr>
           <w:tblHeader/>
         </w:trPr>
@@ -43800,12 +43165,6 @@
         </w:tc>
       </w:tr>
       <w:tr>
-        <w:tblPrEx>
-          <w:tblCellMar>
-            <w:top w:w="0" w:type="dxa"/>
-            <w:bottom w:w="0" w:type="dxa"/>
-          </w:tblCellMar>
-        </w:tblPrEx>
         <w:tc>
           <w:tcPr>
             <w:tcW w:w="3200" w:type="dxa"/>
@@ -43874,12 +43233,6 @@
         </w:tc>
       </w:tr>
       <w:tr>
-        <w:tblPrEx>
-          <w:tblCellMar>
-            <w:top w:w="0" w:type="dxa"/>
-            <w:bottom w:w="0" w:type="dxa"/>
-          </w:tblCellMar>
-        </w:tblPrEx>
         <w:tc>
           <w:tcPr>
             <w:tcW w:w="3200" w:type="dxa"/>
@@ -43951,12 +43304,6 @@
         </w:tc>
       </w:tr>
       <w:tr>
-        <w:tblPrEx>
-          <w:tblCellMar>
-            <w:top w:w="0" w:type="dxa"/>
-            <w:bottom w:w="0" w:type="dxa"/>
-          </w:tblCellMar>
-        </w:tblPrEx>
         <w:tc>
           <w:tcPr>
             <w:tcW w:w="3200" w:type="dxa"/>
@@ -44025,12 +43372,6 @@
         </w:tc>
       </w:tr>
       <w:tr>
-        <w:tblPrEx>
-          <w:tblCellMar>
-            <w:top w:w="0" w:type="dxa"/>
-            <w:bottom w:w="0" w:type="dxa"/>
-          </w:tblCellMar>
-        </w:tblPrEx>
         <w:tc>
           <w:tcPr>
             <w:tcW w:w="3200" w:type="dxa"/>
@@ -44102,12 +43443,6 @@
         </w:tc>
       </w:tr>
       <w:tr>
-        <w:tblPrEx>
-          <w:tblCellMar>
-            <w:top w:w="0" w:type="dxa"/>
-            <w:bottom w:w="0" w:type="dxa"/>
-          </w:tblCellMar>
-        </w:tblPrEx>
         <w:tc>
           <w:tcPr>
             <w:tcW w:w="3200" w:type="dxa"/>
@@ -44176,12 +43511,6 @@
         </w:tc>
       </w:tr>
       <w:tr>
-        <w:tblPrEx>
-          <w:tblCellMar>
-            <w:top w:w="0" w:type="dxa"/>
-            <w:bottom w:w="0" w:type="dxa"/>
-          </w:tblCellMar>
-        </w:tblPrEx>
         <w:tc>
           <w:tcPr>
             <w:tcW w:w="3200" w:type="dxa"/>
@@ -44253,12 +43582,6 @@
         </w:tc>
       </w:tr>
       <w:tr>
-        <w:tblPrEx>
-          <w:tblCellMar>
-            <w:top w:w="0" w:type="dxa"/>
-            <w:bottom w:w="0" w:type="dxa"/>
-          </w:tblCellMar>
-        </w:tblPrEx>
         <w:tc>
           <w:tcPr>
             <w:tcW w:w="3200" w:type="dxa"/>
@@ -44327,12 +43650,6 @@
         </w:tc>
       </w:tr>
       <w:tr>
-        <w:tblPrEx>
-          <w:tblCellMar>
-            <w:top w:w="0" w:type="dxa"/>
-            <w:bottom w:w="0" w:type="dxa"/>
-          </w:tblCellMar>
-        </w:tblPrEx>
         <w:tc>
           <w:tcPr>
             <w:tcW w:w="3200" w:type="dxa"/>
@@ -44483,12 +43800,6 @@
         <w:gridCol w:w="2000"/>
       </w:tblGrid>
       <w:tr>
-        <w:tblPrEx>
-          <w:tblCellMar>
-            <w:top w:w="0" w:type="dxa"/>
-            <w:bottom w:w="0" w:type="dxa"/>
-          </w:tblCellMar>
-        </w:tblPrEx>
         <w:trPr>
           <w:tblHeader/>
         </w:trPr>
@@ -44594,12 +43905,6 @@
         </w:tc>
       </w:tr>
       <w:tr>
-        <w:tblPrEx>
-          <w:tblCellMar>
-            <w:top w:w="0" w:type="dxa"/>
-            <w:bottom w:w="0" w:type="dxa"/>
-          </w:tblCellMar>
-        </w:tblPrEx>
         <w:tc>
           <w:tcPr>
             <w:tcW w:w="2200" w:type="dxa"/>
@@ -44690,12 +43995,6 @@
         </w:tc>
       </w:tr>
       <w:tr>
-        <w:tblPrEx>
-          <w:tblCellMar>
-            <w:top w:w="0" w:type="dxa"/>
-            <w:bottom w:w="0" w:type="dxa"/>
-          </w:tblCellMar>
-        </w:tblPrEx>
         <w:tc>
           <w:tcPr>
             <w:tcW w:w="2200" w:type="dxa"/>
@@ -44818,12 +44117,6 @@
         </w:tc>
       </w:tr>
       <w:tr>
-        <w:tblPrEx>
-          <w:tblCellMar>
-            <w:top w:w="0" w:type="dxa"/>
-            <w:bottom w:w="0" w:type="dxa"/>
-          </w:tblCellMar>
-        </w:tblPrEx>
         <w:tc>
           <w:tcPr>
             <w:tcW w:w="2200" w:type="dxa"/>
@@ -44962,12 +44255,6 @@
         <w:gridCol w:w="3600"/>
       </w:tblGrid>
       <w:tr>
-        <w:tblPrEx>
-          <w:tblCellMar>
-            <w:top w:w="0" w:type="dxa"/>
-            <w:bottom w:w="0" w:type="dxa"/>
-          </w:tblCellMar>
-        </w:tblPrEx>
         <w:trPr>
           <w:tblHeader/>
         </w:trPr>
@@ -45048,12 +44335,6 @@
         </w:tc>
       </w:tr>
       <w:tr>
-        <w:tblPrEx>
-          <w:tblCellMar>
-            <w:top w:w="0" w:type="dxa"/>
-            <w:bottom w:w="0" w:type="dxa"/>
-          </w:tblCellMar>
-        </w:tblPrEx>
         <w:tc>
           <w:tcPr>
             <w:tcW w:w="2000" w:type="dxa"/>
@@ -45122,12 +44403,6 @@
         </w:tc>
       </w:tr>
       <w:tr>
-        <w:tblPrEx>
-          <w:tblCellMar>
-            <w:top w:w="0" w:type="dxa"/>
-            <w:bottom w:w="0" w:type="dxa"/>
-          </w:tblCellMar>
-        </w:tblPrEx>
         <w:tc>
           <w:tcPr>
             <w:tcW w:w="2000" w:type="dxa"/>
@@ -45218,12 +44493,6 @@
         </w:tc>
       </w:tr>
       <w:tr>
-        <w:tblPrEx>
-          <w:tblCellMar>
-            <w:top w:w="0" w:type="dxa"/>
-            <w:bottom w:w="0" w:type="dxa"/>
-          </w:tblCellMar>
-        </w:tblPrEx>
         <w:tc>
           <w:tcPr>
             <w:tcW w:w="2000" w:type="dxa"/>
@@ -45292,12 +44561,6 @@
         </w:tc>
       </w:tr>
       <w:tr>
-        <w:tblPrEx>
-          <w:tblCellMar>
-            <w:top w:w="0" w:type="dxa"/>
-            <w:bottom w:w="0" w:type="dxa"/>
-          </w:tblCellMar>
-        </w:tblPrEx>
         <w:tc>
           <w:tcPr>
             <w:tcW w:w="2000" w:type="dxa"/>
@@ -45824,12 +45087,6 @@
         <w:gridCol w:w="5976"/>
       </w:tblGrid>
       <w:tr>
-        <w:tblPrEx>
-          <w:tblCellMar>
-            <w:top w:w="0" w:type="dxa"/>
-            <w:bottom w:w="0" w:type="dxa"/>
-          </w:tblCellMar>
-        </w:tblPrEx>
         <w:trPr>
           <w:tblHeader/>
         </w:trPr>
@@ -45885,12 +45142,6 @@
         </w:tc>
       </w:tr>
       <w:tr>
-        <w:tblPrEx>
-          <w:tblCellMar>
-            <w:top w:w="0" w:type="dxa"/>
-            <w:bottom w:w="0" w:type="dxa"/>
-          </w:tblCellMar>
-        </w:tblPrEx>
         <w:tc>
           <w:tcPr>
             <w:tcW w:w="3400" w:type="dxa"/>
@@ -45947,12 +45198,6 @@
         </w:tc>
       </w:tr>
       <w:tr>
-        <w:tblPrEx>
-          <w:tblCellMar>
-            <w:top w:w="0" w:type="dxa"/>
-            <w:bottom w:w="0" w:type="dxa"/>
-          </w:tblCellMar>
-        </w:tblPrEx>
         <w:tc>
           <w:tcPr>
             <w:tcW w:w="3400" w:type="dxa"/>
@@ -46011,12 +45256,6 @@
         </w:tc>
       </w:tr>
       <w:tr>
-        <w:tblPrEx>
-          <w:tblCellMar>
-            <w:top w:w="0" w:type="dxa"/>
-            <w:bottom w:w="0" w:type="dxa"/>
-          </w:tblCellMar>
-        </w:tblPrEx>
         <w:tc>
           <w:tcPr>
             <w:tcW w:w="3400" w:type="dxa"/>
@@ -46081,12 +45320,6 @@
         </w:tc>
       </w:tr>
       <w:tr>
-        <w:tblPrEx>
-          <w:tblCellMar>
-            <w:top w:w="0" w:type="dxa"/>
-            <w:bottom w:w="0" w:type="dxa"/>
-          </w:tblCellMar>
-        </w:tblPrEx>
         <w:tc>
           <w:tcPr>
             <w:tcW w:w="3400" w:type="dxa"/>
@@ -46145,12 +45378,6 @@
         </w:tc>
       </w:tr>
       <w:tr>
-        <w:tblPrEx>
-          <w:tblCellMar>
-            <w:top w:w="0" w:type="dxa"/>
-            <w:bottom w:w="0" w:type="dxa"/>
-          </w:tblCellMar>
-        </w:tblPrEx>
         <w:tc>
           <w:tcPr>
             <w:tcW w:w="3400" w:type="dxa"/>
@@ -46207,12 +45434,6 @@
         </w:tc>
       </w:tr>
       <w:tr>
-        <w:tblPrEx>
-          <w:tblCellMar>
-            <w:top w:w="0" w:type="dxa"/>
-            <w:bottom w:w="0" w:type="dxa"/>
-          </w:tblCellMar>
-        </w:tblPrEx>
         <w:tc>
           <w:tcPr>
             <w:tcW w:w="3400" w:type="dxa"/>
@@ -46261,12 +45482,6 @@
         </w:tc>
       </w:tr>
       <w:tr>
-        <w:tblPrEx>
-          <w:tblCellMar>
-            <w:top w:w="0" w:type="dxa"/>
-            <w:bottom w:w="0" w:type="dxa"/>
-          </w:tblCellMar>
-        </w:tblPrEx>
         <w:tc>
           <w:tcPr>
             <w:tcW w:w="3400" w:type="dxa"/>
@@ -46313,12 +45528,6 @@
         </w:tc>
       </w:tr>
       <w:tr>
-        <w:tblPrEx>
-          <w:tblCellMar>
-            <w:top w:w="0" w:type="dxa"/>
-            <w:bottom w:w="0" w:type="dxa"/>
-          </w:tblCellMar>
-        </w:tblPrEx>
         <w:tc>
           <w:tcPr>
             <w:tcW w:w="3400" w:type="dxa"/>
@@ -46367,12 +45576,6 @@
         </w:tc>
       </w:tr>
       <w:tr>
-        <w:tblPrEx>
-          <w:tblCellMar>
-            <w:top w:w="0" w:type="dxa"/>
-            <w:bottom w:w="0" w:type="dxa"/>
-          </w:tblCellMar>
-        </w:tblPrEx>
         <w:tc>
           <w:tcPr>
             <w:tcW w:w="3400" w:type="dxa"/>
@@ -46419,12 +45622,6 @@
         </w:tc>
       </w:tr>
       <w:tr>
-        <w:tblPrEx>
-          <w:tblCellMar>
-            <w:top w:w="0" w:type="dxa"/>
-            <w:bottom w:w="0" w:type="dxa"/>
-          </w:tblCellMar>
-        </w:tblPrEx>
         <w:tc>
           <w:tcPr>
             <w:tcW w:w="3400" w:type="dxa"/>
@@ -46523,12 +45720,6 @@
         <w:gridCol w:w="2400"/>
       </w:tblGrid>
       <w:tr>
-        <w:tblPrEx>
-          <w:tblCellMar>
-            <w:top w:w="0" w:type="dxa"/>
-            <w:bottom w:w="0" w:type="dxa"/>
-          </w:tblCellMar>
-        </w:tblPrEx>
         <w:trPr>
           <w:tblHeader/>
         </w:trPr>
@@ -46609,12 +45800,6 @@
         </w:tc>
       </w:tr>
       <w:tr>
-        <w:tblPrEx>
-          <w:tblCellMar>
-            <w:top w:w="0" w:type="dxa"/>
-            <w:bottom w:w="0" w:type="dxa"/>
-          </w:tblCellMar>
-        </w:tblPrEx>
         <w:tc>
           <w:tcPr>
             <w:tcW w:w="2400" w:type="dxa"/>
@@ -46701,12 +45886,6 @@
         </w:tc>
       </w:tr>
       <w:tr>
-        <w:tblPrEx>
-          <w:tblCellMar>
-            <w:top w:w="0" w:type="dxa"/>
-            <w:bottom w:w="0" w:type="dxa"/>
-          </w:tblCellMar>
-        </w:tblPrEx>
         <w:tc>
           <w:tcPr>
             <w:tcW w:w="2400" w:type="dxa"/>
@@ -46788,12 +45967,6 @@
         </w:tc>
       </w:tr>
       <w:tr>
-        <w:tblPrEx>
-          <w:tblCellMar>
-            <w:top w:w="0" w:type="dxa"/>
-            <w:bottom w:w="0" w:type="dxa"/>
-          </w:tblCellMar>
-        </w:tblPrEx>
         <w:tc>
           <w:tcPr>
             <w:tcW w:w="2400" w:type="dxa"/>
@@ -46862,12 +46035,6 @@
         </w:tc>
       </w:tr>
       <w:tr>
-        <w:tblPrEx>
-          <w:tblCellMar>
-            <w:top w:w="0" w:type="dxa"/>
-            <w:bottom w:w="0" w:type="dxa"/>
-          </w:tblCellMar>
-        </w:tblPrEx>
         <w:tc>
           <w:tcPr>
             <w:tcW w:w="2400" w:type="dxa"/>
@@ -46939,12 +46106,6 @@
         </w:tc>
       </w:tr>
       <w:tr>
-        <w:tblPrEx>
-          <w:tblCellMar>
-            <w:top w:w="0" w:type="dxa"/>
-            <w:bottom w:w="0" w:type="dxa"/>
-          </w:tblCellMar>
-        </w:tblPrEx>
         <w:tc>
           <w:tcPr>
             <w:tcW w:w="2400" w:type="dxa"/>
@@ -47031,12 +46192,6 @@
         </w:tc>
       </w:tr>
       <w:tr>
-        <w:tblPrEx>
-          <w:tblCellMar>
-            <w:top w:w="0" w:type="dxa"/>
-            <w:bottom w:w="0" w:type="dxa"/>
-          </w:tblCellMar>
-        </w:tblPrEx>
         <w:tc>
           <w:tcPr>
             <w:tcW w:w="2400" w:type="dxa"/>
@@ -47108,12 +46263,6 @@
         </w:tc>
       </w:tr>
       <w:tr>
-        <w:tblPrEx>
-          <w:tblCellMar>
-            <w:top w:w="0" w:type="dxa"/>
-            <w:bottom w:w="0" w:type="dxa"/>
-          </w:tblCellMar>
-        </w:tblPrEx>
         <w:tc>
           <w:tcPr>
             <w:tcW w:w="2400" w:type="dxa"/>
@@ -47182,12 +46331,6 @@
         </w:tc>
       </w:tr>
       <w:tr>
-        <w:tblPrEx>
-          <w:tblCellMar>
-            <w:top w:w="0" w:type="dxa"/>
-            <w:bottom w:w="0" w:type="dxa"/>
-          </w:tblCellMar>
-        </w:tblPrEx>
         <w:tc>
           <w:tcPr>
             <w:tcW w:w="2400" w:type="dxa"/>
@@ -47296,8 +46439,8 @@
       </w:r>
     </w:p>
     <w:sectPr>
-      <w:headerReference w:type="default" r:id="rId25"/>
-      <w:footerReference w:type="default" r:id="rId26"/>
+      <w:headerReference w:type="default" r:id="rId27"/>
+      <w:footerReference w:type="default" r:id="rId28"/>
       <w:pgSz w:w="12240" w:h="15840"/>
       <w:pgMar w:top="1080" w:right="1260" w:bottom="1080" w:left="1260" w:header="708" w:footer="708" w:gutter="0"/>
       <w:cols w:space="720"/>
@@ -48067,6 +47210,7 @@
   <w:style w:type="character" w:default="1" w:styleId="DefaultParagraphFont">
     <w:name w:val="Default Paragraph Font"/>
     <w:uiPriority w:val="1"/>
+    <w:semiHidden/>
     <w:unhideWhenUsed/>
   </w:style>
   <w:style w:type="table" w:default="1" w:styleId="TableNormal">
